--- a/guj/docx/017.content.docx
+++ b/guj/docx/017.content.docx
@@ -127,7 +127,7 @@
         <w:rPr>
           <w:lang w:val="gu_IN" w:bidi="gu_IN"/>
         </w:rPr>
-        <w:t>છ</w:t>
+        <w:t>ઝ</w:t>
       </w:r>
       <w:r>
         <w:rPr>
@@ -190,7 +190,7 @@
         <w:rPr>
           <w:lang w:val="gu_IN" w:bidi="gu_IN"/>
         </w:rPr>
-        <w:t>છાંયો, છાંયો કરે છે, પડછાયો, ઝાંખું</w:t>
+        <w:t>ઝખાર્યા (જૂનો કરાર)</w:t>
       </w:r>
       <w:r>
         <w:rPr>
@@ -206,7 +206,7 @@
         <w:rPr>
           <w:lang w:val="gu_IN" w:bidi="gu_IN"/>
         </w:rPr>
-        <w:t>વ્યાખ્યા:</w:t>
+        <w:t>તથ્યો:</w:t>
       </w:r>
     </w:p>
     <w:p>
@@ -220,118 +220,111 @@
         <w:rPr>
           <w:lang w:val="gu_IN" w:bidi="gu_IN"/>
         </w:rPr>
-        <w:t>"છાંયો" શબ્દ શાબ્દિક રીતે અંધકારનો ઉલ્લેખ કરે છે કે જે પ્રકાશને અટકાવનાર કોઈ વસ્તુ દ્વારા થાય છે.</w:t>
+        <w:t>ઝખાર્યા એક પ્રબોધક હતો, જે પર્શિયાના રાજા દાર્યાવેશના શાસન દરમિયાન ભવિષ્યવાણી કરતો હતો.</w:t>
         <w:br/>
       </w:r>
       <w:r>
         <w:rPr>
           <w:lang w:val="gu_IN" w:bidi="gu_IN"/>
         </w:rPr>
-        <w:t>તેના અનેક રૂપકાત્મક અર્થ પણ છે.</w:t>
-      </w:r>
-    </w:p>
-    <w:p>
-      <w:pPr>
-        <w:pStyle w:val="ListBullet"/>
-        <w:spacing w:line="240" w:lineRule="auto"/>
-        <w:ind w:left="720"/>
-      </w:pPr>
-      <w:r>
-        <w:rPr>
-          <w:lang w:val="gu_IN" w:bidi="gu_IN"/>
-        </w:rPr>
-      </w:r>
-      <w:r>
-        <w:rPr>
-          <w:lang w:val="gu_IN" w:bidi="gu_IN"/>
-        </w:rPr>
-        <w:t>“મરણની છાંયા" નો અર્થ કે મરણ હાજર છે અથવા નજીક છે, જેમ છાંયો તેની કોઈ વસ્તુની હાજરીને દર્શાવે છે તેમ.</w:t>
-      </w:r>
-    </w:p>
-    <w:p>
-      <w:pPr>
-        <w:pStyle w:val="ListBullet"/>
-        <w:spacing w:line="240" w:lineRule="auto"/>
-        <w:ind w:left="720"/>
-      </w:pPr>
-      <w:r>
-        <w:rPr>
-          <w:lang w:val="gu_IN" w:bidi="gu_IN"/>
-        </w:rPr>
-      </w:r>
-      <w:r>
-        <w:rPr>
-          <w:lang w:val="gu_IN" w:bidi="gu_IN"/>
-        </w:rPr>
-        <w:t>બાઈબલમાં ઘણી વખત, મનુષ્યનું જીવન છાંયા સાથે સરખાવવામાં આવે છે, જે લાંબા સમય સુધી ચાલતું નથી અને જેનું કોઈ મહત્વ નથી.</w:t>
-      </w:r>
-    </w:p>
-    <w:p>
-      <w:pPr>
-        <w:pStyle w:val="ListBullet"/>
-        <w:spacing w:line="240" w:lineRule="auto"/>
-        <w:ind w:left="720"/>
-      </w:pPr>
-      <w:r>
-        <w:rPr>
-          <w:lang w:val="gu_IN" w:bidi="gu_IN"/>
-        </w:rPr>
-      </w:r>
-      <w:r>
-        <w:rPr>
-          <w:lang w:val="gu_IN" w:bidi="gu_IN"/>
-        </w:rPr>
-        <w:t>ઘણીવાર "છાંયો" બીજો શબ્દ “અંધકાર" તરીકે વાપરવામાં આવ્યો છે.</w:t>
-      </w:r>
-    </w:p>
-    <w:p>
-      <w:pPr>
-        <w:pStyle w:val="ListBullet"/>
-        <w:spacing w:line="240" w:lineRule="auto"/>
-        <w:ind w:left="720"/>
-      </w:pPr>
-      <w:r>
-        <w:rPr>
-          <w:lang w:val="gu_IN" w:bidi="gu_IN"/>
-        </w:rPr>
-      </w:r>
-      <w:r>
-        <w:rPr>
-          <w:lang w:val="gu_IN" w:bidi="gu_IN"/>
-        </w:rPr>
-        <w:t>ઈશ્વરની પાંખોની છાંયામાં અથવા હાથમાં છુપાયેલ અથવા સુરક્ષિત એ વિષે બાઈબલ જણાવે છે.</w:t>
+        <w:t>જૂના કરારના ઝખાર્યાના પુસ્તકમાં તેમની ભવિષ્યવાણીઓ છે, જેમાં પરત ફરતા નિર્વાસિતોને મંદિરને પુનઃનિર્માણ કરવા વિનંતી કરવામાં આવી હતી.</w:t>
+      </w:r>
+    </w:p>
+    <w:p>
+      <w:pPr>
+        <w:pStyle w:val="ListBullet"/>
+        <w:spacing w:line="240" w:lineRule="auto"/>
+        <w:ind w:left="720"/>
+      </w:pPr>
+      <w:r>
+        <w:rPr>
+          <w:lang w:val="gu_IN" w:bidi="gu_IN"/>
+        </w:rPr>
+      </w:r>
+      <w:r>
+        <w:rPr>
+          <w:lang w:val="gu_IN" w:bidi="gu_IN"/>
+        </w:rPr>
+        <w:t>ઝખાર્યા પ્રબોધક એઝરા નહેમ્યાહ, ઝરૂબ્બાબેલ અને હાગ્ગાયના જ સમયગાળા દરમિયાન રહેતા હતા.</w:t>
         <w:br/>
       </w:r>
       <w:r>
         <w:rPr>
           <w:lang w:val="gu_IN" w:bidi="gu_IN"/>
         </w:rPr>
-        <w:t>આ જોખમથી સુરક્ષિત અને છુપાયેલનું ચિત્ર છે.</w:t>
-        <w:br/>
-      </w:r>
-      <w:r>
-        <w:rPr>
-          <w:lang w:val="gu_IN" w:bidi="gu_IN"/>
-        </w:rPr>
-        <w:t>આ સંદર્ભોમાં "છાંયા" નું અનુવાદ કરવાની અન્ય રીતોમાં "છાંયડો" અથવા "સલામતી" અથવા "રક્ષણ" સામેલ હોઈ શકે છે.</w:t>
-      </w:r>
-    </w:p>
-    <w:p>
-      <w:pPr>
-        <w:pStyle w:val="ListBullet"/>
-        <w:spacing w:line="240" w:lineRule="auto"/>
-        <w:ind w:left="720"/>
-      </w:pPr>
-      <w:r>
-        <w:rPr>
-          <w:lang w:val="gu_IN" w:bidi="gu_IN"/>
-        </w:rPr>
-      </w:r>
-      <w:r>
-        <w:rPr>
-          <w:lang w:val="gu_IN" w:bidi="gu_IN"/>
-        </w:rPr>
-        <w:t>વાસ્તવિક છાંયાના સંદર્ભ માટે સ્થાનિક શબ્દનો શાબ્દિક ઉપયોગ કરીને "છાંયો" નું અનુવાદ કરવું શ્રેષ્ઠ છે.</w:t>
+        <w:t>જૂના કરારના સમય દરમિયાન જે છેલ્લા પ્રબોધકોની હત્યા કરવામાં આવી હતી તે તરીકે તેમનો ઇસુ દ્વારા ઉલ્લેખ કરવામાં આવ્યો હતો.</w:t>
+      </w:r>
+    </w:p>
+    <w:p>
+      <w:pPr>
+        <w:pStyle w:val="ListBullet"/>
+        <w:spacing w:line="240" w:lineRule="auto"/>
+        <w:ind w:left="720"/>
+      </w:pPr>
+      <w:r>
+        <w:rPr>
+          <w:lang w:val="gu_IN" w:bidi="gu_IN"/>
+        </w:rPr>
+      </w:r>
+      <w:r>
+        <w:rPr>
+          <w:lang w:val="gu_IN" w:bidi="gu_IN"/>
+        </w:rPr>
+        <w:t>ઝખાર્યા નામનો એક માણસ, દાઉદના સમય દરમિયાન મંદિરમાં દ્વારપાળ હતો.</w:t>
+      </w:r>
+    </w:p>
+    <w:p>
+      <w:pPr>
+        <w:pStyle w:val="ListBullet"/>
+        <w:spacing w:line="240" w:lineRule="auto"/>
+        <w:ind w:left="720"/>
+      </w:pPr>
+      <w:r>
+        <w:rPr>
+          <w:lang w:val="gu_IN" w:bidi="gu_IN"/>
+        </w:rPr>
+      </w:r>
+      <w:r>
+        <w:rPr>
+          <w:lang w:val="gu_IN" w:bidi="gu_IN"/>
+        </w:rPr>
+        <w:t>રાજા યહોશાફાટના દીકરા ઝખાર્યાહના ભાઇ યહોરામ દ્વારા હત્યા કરવામાં આવી હતી.</w:t>
+      </w:r>
+    </w:p>
+    <w:p>
+      <w:pPr>
+        <w:pStyle w:val="ListBullet"/>
+        <w:spacing w:line="240" w:lineRule="auto"/>
+        <w:ind w:left="720"/>
+      </w:pPr>
+      <w:r>
+        <w:rPr>
+          <w:lang w:val="gu_IN" w:bidi="gu_IN"/>
+        </w:rPr>
+      </w:r>
+      <w:r>
+        <w:rPr>
+          <w:lang w:val="gu_IN" w:bidi="gu_IN"/>
+        </w:rPr>
+        <w:t>ઝખાર્યા એ એક યાજકનું નામ હતું, જેને ઈસ્રાએલી લોકો દ્વારા પથ્થરમારો કર્યો હતો, જ્યારે તેમણે મૂર્તિપૂજા માટે તેમને ઠપકો આપ્યો હતો.</w:t>
+      </w:r>
+    </w:p>
+    <w:p>
+      <w:pPr>
+        <w:pStyle w:val="ListBullet"/>
+        <w:spacing w:line="240" w:lineRule="auto"/>
+        <w:ind w:left="720"/>
+      </w:pPr>
+      <w:r>
+        <w:rPr>
+          <w:lang w:val="gu_IN" w:bidi="gu_IN"/>
+        </w:rPr>
+      </w:r>
+      <w:r>
+        <w:rPr>
+          <w:lang w:val="gu_IN" w:bidi="gu_IN"/>
+        </w:rPr>
+        <w:t>રાજા ઝખાર્યા યરોબઆમના દીકરા હતા અને તેણે હત્યા કર્યાના છ મહિના પહેલાં ઇઝરાયલ પર શાસન કર્યું.</w:t>
       </w:r>
     </w:p>
     <w:p>
@@ -345,13 +338,39 @@
         <w:rPr>
           <w:lang w:val="gu_IN" w:bidi="gu_IN"/>
         </w:rPr>
+        <w:t xml:space="preserve">(અનુવાદ માટેના સૂચનો: </w:t>
+      </w:r>
+      <w:r>
+        <w:rPr>
+          <w:lang w:val="gu_IN" w:bidi="gu_IN"/>
+        </w:rPr>
+        <w:t>નામોનો અનુવાદ કરવો</w:t>
+      </w:r>
+      <w:r>
+        <w:rPr>
+          <w:lang w:val="gu_IN" w:bidi="gu_IN"/>
+        </w:rPr>
+        <w:t>)</w:t>
+      </w:r>
+    </w:p>
+    <w:p>
+      <w:pPr/>
+      <w:r>
+        <w:rPr>
+          <w:lang w:val="gu_IN" w:bidi="gu_IN"/>
+        </w:rPr>
+      </w:r>
+      <w:r>
+        <w:rPr>
+          <w:lang w:val="gu_IN" w:bidi="gu_IN"/>
+        </w:rPr>
         <w:t xml:space="preserve">(આ પણ જુઓ: </w:t>
       </w:r>
       <w:r>
         <w:rPr>
           <w:lang w:val="gu_IN" w:bidi="gu_IN"/>
         </w:rPr>
-        <w:t>અંધકાર</w:t>
+        <w:t>દાર્યવેશ</w:t>
       </w:r>
       <w:r>
         <w:rPr>
@@ -363,7 +382,55 @@
         <w:rPr>
           <w:lang w:val="gu_IN" w:bidi="gu_IN"/>
         </w:rPr>
-        <w:t>પ્રકાશ</w:t>
+        <w:t>એઝરા</w:t>
+      </w:r>
+      <w:r>
+        <w:rPr>
+          <w:lang w:val="gu_IN" w:bidi="gu_IN"/>
+        </w:rPr>
+        <w:t xml:space="preserve">, </w:t>
+      </w:r>
+      <w:r>
+        <w:rPr>
+          <w:lang w:val="gu_IN" w:bidi="gu_IN"/>
+        </w:rPr>
+        <w:t>યહોશાફાટ</w:t>
+      </w:r>
+      <w:r>
+        <w:rPr>
+          <w:lang w:val="gu_IN" w:bidi="gu_IN"/>
+        </w:rPr>
+        <w:t xml:space="preserve">, </w:t>
+      </w:r>
+      <w:r>
+        <w:rPr>
+          <w:lang w:val="gu_IN" w:bidi="gu_IN"/>
+        </w:rPr>
+        <w:t>યરોબઆમ</w:t>
+      </w:r>
+      <w:r>
+        <w:rPr>
+          <w:lang w:val="gu_IN" w:bidi="gu_IN"/>
+        </w:rPr>
+        <w:t xml:space="preserve">, </w:t>
+      </w:r>
+      <w:r>
+        <w:rPr>
+          <w:lang w:val="gu_IN" w:bidi="gu_IN"/>
+        </w:rPr>
+        <w:t>નહેમ્યાહ</w:t>
+      </w:r>
+      <w:r>
+        <w:rPr>
+          <w:lang w:val="gu_IN" w:bidi="gu_IN"/>
+        </w:rPr>
+        <w:t>,</w:t>
+      </w:r>
+      <w:r>
+        <w:rPr>
+          <w:lang w:val="gu_IN" w:bidi="gu_IN"/>
+        </w:rPr>
+        <w:t>ઝરૂબ્બાબેલ</w:t>
       </w:r>
       <w:r>
         <w:rPr>
@@ -380,7 +447,7 @@
         <w:rPr>
           <w:lang w:val="gu_IN" w:bidi="gu_IN"/>
         </w:rPr>
-        <w:t>બાઈબલના સંદર્ભો:</w:t>
+        <w:t>બાઇબલ સંદર્ભો##</w:t>
       </w:r>
     </w:p>
     <w:p>
@@ -403,7 +470,7 @@
             <w:color w:val="0000EE"/>
             <w:u w:val="single"/>
           </w:rPr>
-          <w:t>2 રાજાઓ 20:8–9</w:t>
+          <w:t>એઝરા 5:1–2</w:t>
         </w:r>
       </w:hyperlink>
     </w:p>
@@ -427,7 +494,7 @@
             <w:color w:val="0000EE"/>
             <w:u w:val="single"/>
           </w:rPr>
-          <w:t>ઉત્પત્તિ 19:6–8</w:t>
+          <w:t>માથ્થી 23:34–36</w:t>
         </w:r>
       </w:hyperlink>
     </w:p>
@@ -451,12 +518,248 @@
             <w:color w:val="0000EE"/>
             <w:u w:val="single"/>
           </w:rPr>
-          <w:t>યશાયા 30:1–2</w:t>
+          <w:t>ઝખાર્યા 1:1–3</w:t>
         </w:r>
       </w:hyperlink>
     </w:p>
     <w:p>
       <w:pPr>
+        <w:pStyle w:val="Heading3"/>
+      </w:pPr>
+      <w:r>
+        <w:rPr>
+          <w:lang w:val="gu_IN" w:bidi="gu_IN"/>
+        </w:rPr>
+        <w:t>શબ્દ માહિતી:</w:t>
+      </w:r>
+    </w:p>
+    <w:p>
+      <w:pPr>
+        <w:pStyle w:val="ListBullet"/>
+        <w:spacing w:line="240" w:lineRule="auto"/>
+        <w:ind w:left="720"/>
+      </w:pPr>
+      <w:r>
+        <w:rPr>
+          <w:lang w:val="gu_IN" w:bidi="gu_IN"/>
+        </w:rPr>
+      </w:r>
+      <w:r>
+        <w:rPr>
+          <w:lang w:val="gu_IN" w:bidi="gu_IN"/>
+        </w:rPr>
+        <w:t>Strong's: H2148</w:t>
+      </w:r>
+      <w:r>
+        <w:rPr>
+          <w:lang w:val="gu_IN" w:bidi="gu_IN"/>
+        </w:rPr>
+      </w:r>
+      <w:r>
+        <w:rPr>
+          <w:lang w:val="gu_IN" w:bidi="gu_IN"/>
+        </w:rPr>
+      </w:r>
+    </w:p>
+    <w:p>
+      <w:pPr/>
+      <w:r>
+        <w:rPr>
+          <w:lang w:val="gu_IN" w:bidi="gu_IN"/>
+        </w:rPr>
+      </w:r>
+    </w:p>
+    <w:p>
+      <w:pPr>
+        <w:pStyle w:val="Heading2"/>
+      </w:pPr>
+      <w:r>
+        <w:rPr>
+          <w:lang w:val="gu_IN" w:bidi="gu_IN"/>
+        </w:rPr>
+        <w:t>ઝખાર્યા (નવો કરાર)</w:t>
+      </w:r>
+      <w:r>
+        <w:rPr>
+          <w:lang w:val="gu_IN" w:bidi="gu_IN"/>
+        </w:rPr>
+      </w:r>
+    </w:p>
+    <w:p>
+      <w:pPr>
+        <w:pStyle w:val="Heading3"/>
+      </w:pPr>
+      <w:r>
+        <w:rPr>
+          <w:lang w:val="gu_IN" w:bidi="gu_IN"/>
+        </w:rPr>
+        <w:t>તથ્યો:</w:t>
+      </w:r>
+    </w:p>
+    <w:p>
+      <w:pPr/>
+      <w:r>
+        <w:rPr>
+          <w:lang w:val="gu_IN" w:bidi="gu_IN"/>
+        </w:rPr>
+      </w:r>
+      <w:r>
+        <w:rPr>
+          <w:lang w:val="gu_IN" w:bidi="gu_IN"/>
+        </w:rPr>
+        <w:t>નવાકરારમાં, ઝખાર્યા એક યહૂદી યાજક હતા જે યોહાન બાપ્તિસ્તના પિતા બન્યા.</w:t>
+      </w:r>
+    </w:p>
+    <w:p>
+      <w:pPr>
+        <w:pStyle w:val="ListBullet"/>
+        <w:spacing w:line="240" w:lineRule="auto"/>
+        <w:ind w:left="720"/>
+      </w:pPr>
+      <w:r>
+        <w:rPr>
+          <w:lang w:val="gu_IN" w:bidi="gu_IN"/>
+        </w:rPr>
+      </w:r>
+      <w:r>
+        <w:rPr>
+          <w:lang w:val="gu_IN" w:bidi="gu_IN"/>
+        </w:rPr>
+        <w:t>ઝખાર્યાએ ઈશ્વરને પ્રેમ કર્યો અને તેમને આધીન રહ્યા.</w:t>
+      </w:r>
+    </w:p>
+    <w:p>
+      <w:pPr>
+        <w:pStyle w:val="ListBullet"/>
+        <w:spacing w:line="240" w:lineRule="auto"/>
+        <w:ind w:left="720"/>
+      </w:pPr>
+      <w:r>
+        <w:rPr>
+          <w:lang w:val="gu_IN" w:bidi="gu_IN"/>
+        </w:rPr>
+      </w:r>
+      <w:r>
+        <w:rPr>
+          <w:lang w:val="gu_IN" w:bidi="gu_IN"/>
+        </w:rPr>
+        <w:t>ઘણાં વર્ષો સુધી ઝખાર્યા અને તેની પત્ની એલિસાબેતે, એક બાળક માટે હોય આતુરતાપૂર્વક પ્રાર્થના, પરંતુ તેમને એકે બાળક ન હતું.</w:t>
+        <w:br/>
+      </w:r>
+      <w:r>
+        <w:rPr>
+          <w:lang w:val="gu_IN" w:bidi="gu_IN"/>
+        </w:rPr>
+        <w:t>પછી જ્યારે તેઓ ખૂબ વૃદ્ધ હતા, ત્યારે દેવે તેમની પ્રાર્થનાનો જવાબ આપ્યો અને તેમને એક પુત્ર આપ્યો.</w:t>
+      </w:r>
+    </w:p>
+    <w:p>
+      <w:pPr>
+        <w:pStyle w:val="ListBullet"/>
+        <w:spacing w:line="240" w:lineRule="auto"/>
+        <w:ind w:left="720"/>
+      </w:pPr>
+      <w:r>
+        <w:rPr>
+          <w:lang w:val="gu_IN" w:bidi="gu_IN"/>
+        </w:rPr>
+      </w:r>
+      <w:r>
+        <w:rPr>
+          <w:lang w:val="gu_IN" w:bidi="gu_IN"/>
+        </w:rPr>
+        <w:t>ઝખાર્યાએ ભવિષ્ય ભાખ્યું હતું કે તેનો દીકરો યોહાન પ્રબોધક હશે કે જે મસીહ માટે માર્ગની જાહેરાત કરશે અને તૈયાર કરશે.</w:t>
+      </w:r>
+    </w:p>
+    <w:p>
+      <w:pPr/>
+      <w:r>
+        <w:rPr>
+          <w:lang w:val="gu_IN" w:bidi="gu_IN"/>
+        </w:rPr>
+      </w:r>
+      <w:r>
+        <w:rPr>
+          <w:lang w:val="gu_IN" w:bidi="gu_IN"/>
+        </w:rPr>
+        <w:t xml:space="preserve">(અનુવાદ માટેના સૂચનો: </w:t>
+      </w:r>
+      <w:r>
+        <w:rPr>
+          <w:lang w:val="gu_IN" w:bidi="gu_IN"/>
+        </w:rPr>
+        <w:t>નામોનો અનુવાદ કેવી રીતે કરવો</w:t>
+      </w:r>
+      <w:r>
+        <w:rPr>
+          <w:lang w:val="gu_IN" w:bidi="gu_IN"/>
+        </w:rPr>
+        <w:t>)</w:t>
+      </w:r>
+    </w:p>
+    <w:p>
+      <w:pPr/>
+      <w:r>
+        <w:rPr>
+          <w:lang w:val="gu_IN" w:bidi="gu_IN"/>
+        </w:rPr>
+      </w:r>
+      <w:r>
+        <w:rPr>
+          <w:lang w:val="gu_IN" w:bidi="gu_IN"/>
+        </w:rPr>
+        <w:t xml:space="preserve">(આ પણ જુઓ: </w:t>
+      </w:r>
+      <w:r>
+        <w:rPr>
+          <w:lang w:val="gu_IN" w:bidi="gu_IN"/>
+        </w:rPr>
+        <w:t>ખ્રિસ્ત</w:t>
+      </w:r>
+      <w:r>
+        <w:rPr>
+          <w:lang w:val="gu_IN" w:bidi="gu_IN"/>
+        </w:rPr>
+        <w:t xml:space="preserve">, </w:t>
+      </w:r>
+      <w:r>
+        <w:rPr>
+          <w:lang w:val="gu_IN" w:bidi="gu_IN"/>
+        </w:rPr>
+        <w:t>એલિસાબેત</w:t>
+      </w:r>
+      <w:r>
+        <w:rPr>
+          <w:lang w:val="gu_IN" w:bidi="gu_IN"/>
+        </w:rPr>
+        <w:t xml:space="preserve">, </w:t>
+      </w:r>
+      <w:r>
+        <w:rPr>
+          <w:lang w:val="gu_IN" w:bidi="gu_IN"/>
+        </w:rPr>
+        <w:t>પ્રબોધક</w:t>
+      </w:r>
+      <w:r>
+        <w:rPr>
+          <w:lang w:val="gu_IN" w:bidi="gu_IN"/>
+        </w:rPr>
+        <w:t>)</w:t>
+      </w:r>
+    </w:p>
+    <w:p>
+      <w:pPr>
+        <w:pStyle w:val="Heading3"/>
+      </w:pPr>
+      <w:r>
+        <w:rPr>
+          <w:lang w:val="gu_IN" w:bidi="gu_IN"/>
+        </w:rPr>
+        <w:t>બાઇબલ સંદર્ભો##</w:t>
+      </w:r>
+    </w:p>
+    <w:p>
+      <w:pPr>
         <w:pStyle w:val="ListBullet"/>
         <w:spacing w:line="240" w:lineRule="auto"/>
         <w:ind w:left="720"/>
@@ -475,7 +778,7 @@
             <w:color w:val="0000EE"/>
             <w:u w:val="single"/>
           </w:rPr>
-          <w:t>યર્મિયા 6:4–5</w:t>
+          <w:t>લૂક 1:5–7</w:t>
         </w:r>
       </w:hyperlink>
     </w:p>
@@ -499,216 +802,12 @@
             <w:color w:val="0000EE"/>
             <w:u w:val="single"/>
           </w:rPr>
-          <w:t>ગીતશાસ્ત્ર 17:8–10</w:t>
+          <w:t>લૂક 1:21–23</w:t>
         </w:r>
       </w:hyperlink>
     </w:p>
     <w:p>
       <w:pPr>
-        <w:pStyle w:val="Heading3"/>
-      </w:pPr>
-      <w:r>
-        <w:rPr>
-          <w:lang w:val="gu_IN" w:bidi="gu_IN"/>
-        </w:rPr>
-        <w:t>શબ્દ માહિતી:</w:t>
-      </w:r>
-    </w:p>
-    <w:p>
-      <w:pPr>
-        <w:pStyle w:val="ListBullet"/>
-        <w:spacing w:line="240" w:lineRule="auto"/>
-        <w:ind w:left="720"/>
-      </w:pPr>
-      <w:r>
-        <w:rPr>
-          <w:lang w:val="gu_IN" w:bidi="gu_IN"/>
-        </w:rPr>
-      </w:r>
-      <w:r>
-        <w:rPr>
-          <w:lang w:val="gu_IN" w:bidi="gu_IN"/>
-        </w:rPr>
-        <w:t>Strong's: H2927, H6738, H6751, H6752, H6754, H6757, H6767, G644, G1982, G2683, G4639</w:t>
-      </w:r>
-      <w:r>
-        <w:rPr>
-          <w:lang w:val="gu_IN" w:bidi="gu_IN"/>
-        </w:rPr>
-      </w:r>
-      <w:r>
-        <w:rPr>
-          <w:lang w:val="gu_IN" w:bidi="gu_IN"/>
-        </w:rPr>
-      </w:r>
-    </w:p>
-    <w:p>
-      <w:pPr/>
-      <w:r>
-        <w:rPr>
-          <w:lang w:val="gu_IN" w:bidi="gu_IN"/>
-        </w:rPr>
-      </w:r>
-    </w:p>
-    <w:p>
-      <w:pPr>
-        <w:pStyle w:val="Heading2"/>
-      </w:pPr>
-      <w:r>
-        <w:rPr>
-          <w:lang w:val="gu_IN" w:bidi="gu_IN"/>
-        </w:rPr>
-        <w:t>છાણ, ખાતર</w:t>
-      </w:r>
-      <w:r>
-        <w:rPr>
-          <w:lang w:val="gu_IN" w:bidi="gu_IN"/>
-        </w:rPr>
-      </w:r>
-    </w:p>
-    <w:p>
-      <w:pPr>
-        <w:pStyle w:val="Heading3"/>
-      </w:pPr>
-      <w:r>
-        <w:rPr>
-          <w:lang w:val="gu_IN" w:bidi="gu_IN"/>
-        </w:rPr>
-        <w:t>વ્યાખ્યા:</w:t>
-      </w:r>
-    </w:p>
-    <w:p>
-      <w:pPr/>
-      <w:r>
-        <w:rPr>
-          <w:lang w:val="gu_IN" w:bidi="gu_IN"/>
-        </w:rPr>
-      </w:r>
-      <w:r>
-        <w:rPr>
-          <w:lang w:val="gu_IN" w:bidi="gu_IN"/>
-        </w:rPr>
-        <w:t>“છાણ” શબ્દ એ મનુષ્ય અથવા પશુનો ઘટ્ટ કચરો દર્શાવે છે, અને તેને મળ અથવા વિષ્ટા પણ કહેવામાં આવે છે.</w:t>
-        <w:br/>
-      </w:r>
-      <w:r>
-        <w:rPr>
-          <w:lang w:val="gu_IN" w:bidi="gu_IN"/>
-        </w:rPr>
-        <w:t>જયારે તે જમીનને સમૃદ્ધ કરવા ખાતર તરીકે વપરાય છે, ત્યારે તેને “ખાતર” કહેવામાં આવે છે.</w:t>
-      </w:r>
-    </w:p>
-    <w:p>
-      <w:pPr>
-        <w:pStyle w:val="ListBullet"/>
-        <w:spacing w:line="240" w:lineRule="auto"/>
-        <w:ind w:left="720"/>
-      </w:pPr>
-      <w:r>
-        <w:rPr>
-          <w:lang w:val="gu_IN" w:bidi="gu_IN"/>
-        </w:rPr>
-      </w:r>
-      <w:r>
-        <w:rPr>
-          <w:lang w:val="gu_IN" w:bidi="gu_IN"/>
-        </w:rPr>
-        <w:t>આ શબ્દોને રૂપકાત્મક રીતે કંઇક કે જે નકામું અથવા મહત્વપૂર્ણ નથી તે માટે પણ વાપરી શકાય છે.</w:t>
-      </w:r>
-    </w:p>
-    <w:p>
-      <w:pPr>
-        <w:pStyle w:val="ListBullet"/>
-        <w:spacing w:line="240" w:lineRule="auto"/>
-        <w:ind w:left="720"/>
-      </w:pPr>
-      <w:r>
-        <w:rPr>
-          <w:lang w:val="gu_IN" w:bidi="gu_IN"/>
-        </w:rPr>
-      </w:r>
-      <w:r>
-        <w:rPr>
-          <w:lang w:val="gu_IN" w:bidi="gu_IN"/>
-        </w:rPr>
-        <w:t>મોટેભાગે પશુના સૂકા છાણને બળતણ માટે વાપરવામાં આવે છે.</w:t>
-      </w:r>
-    </w:p>
-    <w:p>
-      <w:pPr>
-        <w:pStyle w:val="ListBullet"/>
-        <w:spacing w:line="240" w:lineRule="auto"/>
-        <w:ind w:left="720"/>
-      </w:pPr>
-      <w:r>
-        <w:rPr>
-          <w:lang w:val="gu_IN" w:bidi="gu_IN"/>
-        </w:rPr>
-      </w:r>
-      <w:r>
-        <w:rPr>
-          <w:lang w:val="gu_IN" w:bidi="gu_IN"/>
-        </w:rPr>
-        <w:t>“પૃથ્વી ઉપર છાણ જેવું હોવું” અભિવ્યક્તિનું ભાષાંતર, “નકામા છાણની જેમ ધરતી ઉપર વિખરાઈ જવું,” તરીકે કરી શકાય છે.</w:t>
-      </w:r>
-    </w:p>
-    <w:p>
-      <w:pPr>
-        <w:pStyle w:val="ListBullet"/>
-        <w:spacing w:line="240" w:lineRule="auto"/>
-        <w:ind w:left="720"/>
-      </w:pPr>
-      <w:r>
-        <w:rPr>
-          <w:lang w:val="gu_IN" w:bidi="gu_IN"/>
-        </w:rPr>
-      </w:r>
-      <w:r>
-        <w:rPr>
-          <w:lang w:val="gu_IN" w:bidi="gu_IN"/>
-        </w:rPr>
-        <w:t>યરૂશાલેમની દક્ષિણ દીવાલમાંનો “છાણ નો દરવાજો” કદાચ એ દરવાજો હતો કે જ્યાંથી કચરો અને નકામી ચીજો શહેરની બહાર લઈ જવામાં આવતી હતી.</w:t>
-      </w:r>
-    </w:p>
-    <w:p>
-      <w:pPr/>
-      <w:r>
-        <w:rPr>
-          <w:lang w:val="gu_IN" w:bidi="gu_IN"/>
-        </w:rPr>
-      </w:r>
-      <w:r>
-        <w:rPr>
-          <w:lang w:val="gu_IN" w:bidi="gu_IN"/>
-        </w:rPr>
-        <w:t xml:space="preserve">(આ પણ જુઓ: </w:t>
-      </w:r>
-      <w:r>
-        <w:rPr>
-          <w:lang w:val="gu_IN" w:bidi="gu_IN"/>
-        </w:rPr>
-        <w:t>દરવાજો</w:t>
-      </w:r>
-      <w:r>
-        <w:rPr>
-          <w:lang w:val="gu_IN" w:bidi="gu_IN"/>
-        </w:rPr>
-        <w:t>)</w:t>
-      </w:r>
-    </w:p>
-    <w:p>
-      <w:pPr>
-        <w:pStyle w:val="Heading3"/>
-      </w:pPr>
-      <w:r>
-        <w:rPr>
-          <w:lang w:val="gu_IN" w:bidi="gu_IN"/>
-        </w:rPr>
-        <w:t>બાઈબલની કલમો:</w:t>
-      </w:r>
-    </w:p>
-    <w:p>
-      <w:pPr>
         <w:pStyle w:val="ListBullet"/>
         <w:spacing w:line="240" w:lineRule="auto"/>
         <w:ind w:left="720"/>
@@ -727,7 +826,7 @@
             <w:color w:val="0000EE"/>
             <w:u w:val="single"/>
           </w:rPr>
-          <w:t>1 રાજા 14:9–10</w:t>
+          <w:t>લૂક 1:39–41</w:t>
         </w:r>
       </w:hyperlink>
     </w:p>
@@ -751,12 +850,431 @@
             <w:color w:val="0000EE"/>
             <w:u w:val="single"/>
           </w:rPr>
-          <w:t>2 રાજા 6:24–26</w:t>
+          <w:t>લૂક 3:1–2</w:t>
         </w:r>
       </w:hyperlink>
     </w:p>
     <w:p>
       <w:pPr>
+        <w:pStyle w:val="Heading3"/>
+      </w:pPr>
+      <w:r>
+        <w:rPr>
+          <w:lang w:val="gu_IN" w:bidi="gu_IN"/>
+        </w:rPr>
+        <w:t>બાઇબલ વાર્તાઓમાંથી ઉદાહરણો:</w:t>
+      </w:r>
+    </w:p>
+    <w:p>
+      <w:pPr>
+        <w:pStyle w:val="ListBullet"/>
+        <w:spacing w:line="240" w:lineRule="auto"/>
+        <w:ind w:left="720"/>
+      </w:pPr>
+      <w:r>
+        <w:rPr>
+          <w:lang w:val="gu_IN" w:bidi="gu_IN"/>
+        </w:rPr>
+      </w:r>
+      <w:r>
+        <w:rPr>
+          <w:b/>
+          <w:lang w:val="gu_IN" w:bidi="gu_IN"/>
+        </w:rPr>
+        <w:t>22:1</w:t>
+      </w:r>
+      <w:r>
+        <w:rPr>
+          <w:lang w:val="gu_IN" w:bidi="gu_IN"/>
+        </w:rPr>
+        <w:t xml:space="preserve"> અચાનક એક દૂત દેવના સંદેશા સાથે </w:t>
+      </w:r>
+      <w:r>
+        <w:rPr>
+          <w:b/>
+          <w:lang w:val="gu_IN" w:bidi="gu_IN"/>
+        </w:rPr>
+        <w:t>ઝખાર્યા</w:t>
+      </w:r>
+      <w:r>
+        <w:rPr>
+          <w:lang w:val="gu_IN" w:bidi="gu_IN"/>
+        </w:rPr>
+        <w:t xml:space="preserve"> નામના વૃદ્ધ યાજક પાસે આવ્યો. </w:t>
+      </w:r>
+      <w:r>
+        <w:rPr>
+          <w:b/>
+          <w:lang w:val="gu_IN" w:bidi="gu_IN"/>
+        </w:rPr>
+        <w:t>ઝખાર્યા</w:t>
+      </w:r>
+      <w:r>
+        <w:rPr>
+          <w:lang w:val="gu_IN" w:bidi="gu_IN"/>
+        </w:rPr>
+        <w:t xml:space="preserve"> અને તેની પત્ની, એલિસાબેત, ઈશ્વરપરાયણ લોકો હતા, પરંતુ તે કોઈ પણ બાળકો ધરાવવા અશક્ત હતા.</w:t>
+      </w:r>
+    </w:p>
+    <w:p>
+      <w:pPr>
+        <w:pStyle w:val="ListBullet"/>
+        <w:spacing w:line="240" w:lineRule="auto"/>
+        <w:ind w:left="720"/>
+      </w:pPr>
+      <w:r>
+        <w:rPr>
+          <w:lang w:val="gu_IN" w:bidi="gu_IN"/>
+        </w:rPr>
+      </w:r>
+      <w:r>
+        <w:rPr>
+          <w:b/>
+          <w:lang w:val="gu_IN" w:bidi="gu_IN"/>
+        </w:rPr>
+        <w:t>22:2</w:t>
+      </w:r>
+      <w:r>
+        <w:rPr>
+          <w:lang w:val="gu_IN" w:bidi="gu_IN"/>
+        </w:rPr>
+        <w:t xml:space="preserve"> દૂતે </w:t>
+      </w:r>
+      <w:r>
+        <w:rPr>
+          <w:b/>
+          <w:lang w:val="gu_IN" w:bidi="gu_IN"/>
+        </w:rPr>
+        <w:t>ઝખાર્યાને</w:t>
+      </w:r>
+      <w:r>
+        <w:rPr>
+          <w:lang w:val="gu_IN" w:bidi="gu_IN"/>
+        </w:rPr>
+        <w:t xml:space="preserve"> કહ્યું, "તમારી પત્નીને એક પુત્ર થશે.</w:t>
+        <w:br/>
+      </w:r>
+      <w:r>
+        <w:rPr>
+          <w:lang w:val="gu_IN" w:bidi="gu_IN"/>
+        </w:rPr>
+        <w:t>તમે તેને યોહાન નામ આપજો. "</w:t>
+      </w:r>
+    </w:p>
+    <w:p>
+      <w:pPr>
+        <w:pStyle w:val="ListBullet"/>
+        <w:spacing w:line="240" w:lineRule="auto"/>
+        <w:ind w:left="720"/>
+      </w:pPr>
+      <w:r>
+        <w:rPr>
+          <w:lang w:val="gu_IN" w:bidi="gu_IN"/>
+        </w:rPr>
+      </w:r>
+      <w:r>
+        <w:rPr>
+          <w:b/>
+          <w:lang w:val="gu_IN" w:bidi="gu_IN"/>
+        </w:rPr>
+        <w:t>22:3</w:t>
+      </w:r>
+      <w:r>
+        <w:rPr>
+          <w:lang w:val="gu_IN" w:bidi="gu_IN"/>
+        </w:rPr>
+        <w:t xml:space="preserve"> તરત જ, </w:t>
+      </w:r>
+      <w:r>
+        <w:rPr>
+          <w:b/>
+          <w:lang w:val="gu_IN" w:bidi="gu_IN"/>
+        </w:rPr>
+        <w:t>ઝખાર્યા</w:t>
+      </w:r>
+      <w:r>
+        <w:rPr>
+          <w:lang w:val="gu_IN" w:bidi="gu_IN"/>
+        </w:rPr>
+        <w:t xml:space="preserve"> બોલવામાં અસમર્થ હતો.</w:t>
+      </w:r>
+    </w:p>
+    <w:p>
+      <w:pPr>
+        <w:pStyle w:val="ListBullet"/>
+        <w:spacing w:line="240" w:lineRule="auto"/>
+        <w:ind w:left="720"/>
+      </w:pPr>
+      <w:r>
+        <w:rPr>
+          <w:lang w:val="gu_IN" w:bidi="gu_IN"/>
+        </w:rPr>
+      </w:r>
+      <w:r>
+        <w:rPr>
+          <w:b/>
+          <w:lang w:val="gu_IN" w:bidi="gu_IN"/>
+        </w:rPr>
+        <w:t>22:7</w:t>
+      </w:r>
+      <w:r>
+        <w:rPr>
+          <w:lang w:val="gu_IN" w:bidi="gu_IN"/>
+        </w:rPr>
+        <w:t xml:space="preserve"> પછી ઈશ્વરે </w:t>
+      </w:r>
+      <w:r>
+        <w:rPr>
+          <w:b/>
+          <w:lang w:val="gu_IN" w:bidi="gu_IN"/>
+        </w:rPr>
+        <w:t>ઝખાર્યા</w:t>
+      </w:r>
+      <w:r>
+        <w:rPr>
+          <w:lang w:val="gu_IN" w:bidi="gu_IN"/>
+        </w:rPr>
+        <w:t xml:space="preserve"> ને ફરીથી બોલવાની છૂટ આપી.</w:t>
+      </w:r>
+    </w:p>
+    <w:p>
+      <w:pPr>
+        <w:pStyle w:val="Heading3"/>
+      </w:pPr>
+      <w:r>
+        <w:rPr>
+          <w:lang w:val="gu_IN" w:bidi="gu_IN"/>
+        </w:rPr>
+        <w:t>શબ્દ માહિતી:</w:t>
+      </w:r>
+    </w:p>
+    <w:p>
+      <w:pPr>
+        <w:pStyle w:val="ListBullet"/>
+        <w:spacing w:line="240" w:lineRule="auto"/>
+        <w:ind w:left="720"/>
+      </w:pPr>
+      <w:r>
+        <w:rPr>
+          <w:lang w:val="gu_IN" w:bidi="gu_IN"/>
+        </w:rPr>
+      </w:r>
+      <w:r>
+        <w:rPr>
+          <w:lang w:val="gu_IN" w:bidi="gu_IN"/>
+        </w:rPr>
+        <w:t>Strong's: G2197</w:t>
+      </w:r>
+      <w:r>
+        <w:rPr>
+          <w:lang w:val="gu_IN" w:bidi="gu_IN"/>
+        </w:rPr>
+      </w:r>
+      <w:r>
+        <w:rPr>
+          <w:lang w:val="gu_IN" w:bidi="gu_IN"/>
+        </w:rPr>
+      </w:r>
+    </w:p>
+    <w:p>
+      <w:pPr/>
+      <w:r>
+        <w:rPr>
+          <w:lang w:val="gu_IN" w:bidi="gu_IN"/>
+        </w:rPr>
+      </w:r>
+    </w:p>
+    <w:p>
+      <w:pPr>
+        <w:pStyle w:val="Heading2"/>
+      </w:pPr>
+      <w:r>
+        <w:rPr>
+          <w:lang w:val="gu_IN" w:bidi="gu_IN"/>
+        </w:rPr>
+        <w:t>ઝબદી</w:t>
+      </w:r>
+      <w:r>
+        <w:rPr>
+          <w:lang w:val="gu_IN" w:bidi="gu_IN"/>
+        </w:rPr>
+      </w:r>
+    </w:p>
+    <w:p>
+      <w:pPr>
+        <w:pStyle w:val="Heading3"/>
+      </w:pPr>
+      <w:r>
+        <w:rPr>
+          <w:lang w:val="gu_IN" w:bidi="gu_IN"/>
+        </w:rPr>
+        <w:t>તથ્યો:</w:t>
+      </w:r>
+    </w:p>
+    <w:p>
+      <w:pPr/>
+      <w:r>
+        <w:rPr>
+          <w:lang w:val="gu_IN" w:bidi="gu_IN"/>
+        </w:rPr>
+      </w:r>
+      <w:r>
+        <w:rPr>
+          <w:lang w:val="gu_IN" w:bidi="gu_IN"/>
+        </w:rPr>
+        <w:t>ઝબદી ગાલીલનો માછીમાર હતો, જે તેના પુત્રો, યાકૂબ અને યોહાનને કારણે ઓળખાય છે, જે ઈસુના શિષ્યો હતા.</w:t>
+        <w:br/>
+      </w:r>
+      <w:r>
+        <w:rPr>
+          <w:lang w:val="gu_IN" w:bidi="gu_IN"/>
+        </w:rPr>
+        <w:t>તેઓ નવા કરારમાં "ઝબદીના પુત્રો" તરીકે ઓળખવામાં આવે છે.</w:t>
+      </w:r>
+    </w:p>
+    <w:p>
+      <w:pPr>
+        <w:pStyle w:val="ListBullet"/>
+        <w:spacing w:line="240" w:lineRule="auto"/>
+        <w:ind w:left="720"/>
+      </w:pPr>
+      <w:r>
+        <w:rPr>
+          <w:lang w:val="gu_IN" w:bidi="gu_IN"/>
+        </w:rPr>
+      </w:r>
+      <w:r>
+        <w:rPr>
+          <w:lang w:val="gu_IN" w:bidi="gu_IN"/>
+        </w:rPr>
+        <w:t>ઝબદીના પુત્રો માછીમારો હતા અને માછલી પકડવા માટે તેમની સાથે કામ કરતા હતા.</w:t>
+      </w:r>
+    </w:p>
+    <w:p>
+      <w:pPr>
+        <w:pStyle w:val="ListBullet"/>
+        <w:spacing w:line="240" w:lineRule="auto"/>
+        <w:ind w:left="720"/>
+      </w:pPr>
+      <w:r>
+        <w:rPr>
+          <w:lang w:val="gu_IN" w:bidi="gu_IN"/>
+        </w:rPr>
+      </w:r>
+      <w:r>
+        <w:rPr>
+          <w:lang w:val="gu_IN" w:bidi="gu_IN"/>
+        </w:rPr>
+        <w:t>યાકૂબ અને યોહાને તેમના માછીમારીને તેમના પિતા ઝબદી સાથે છોડી દીધી અને ઈસુને અનુસરવા છોડી દીધી.</w:t>
+      </w:r>
+    </w:p>
+    <w:p>
+      <w:pPr/>
+      <w:r>
+        <w:rPr>
+          <w:lang w:val="gu_IN" w:bidi="gu_IN"/>
+        </w:rPr>
+      </w:r>
+      <w:r>
+        <w:rPr>
+          <w:lang w:val="gu_IN" w:bidi="gu_IN"/>
+        </w:rPr>
+        <w:t xml:space="preserve">(અનુવાદ માટેના સૂચનો: </w:t>
+      </w:r>
+      <w:r>
+        <w:rPr>
+          <w:lang w:val="gu_IN" w:bidi="gu_IN"/>
+        </w:rPr>
+        <w:t>નામોનો અનુવાદ કેવી રીતે કરવો</w:t>
+      </w:r>
+      <w:r>
+        <w:rPr>
+          <w:lang w:val="gu_IN" w:bidi="gu_IN"/>
+        </w:rPr>
+        <w:t>)</w:t>
+      </w:r>
+    </w:p>
+    <w:p>
+      <w:pPr/>
+      <w:r>
+        <w:rPr>
+          <w:lang w:val="gu_IN" w:bidi="gu_IN"/>
+        </w:rPr>
+      </w:r>
+      <w:r>
+        <w:rPr>
+          <w:lang w:val="gu_IN" w:bidi="gu_IN"/>
+        </w:rPr>
+        <w:t xml:space="preserve">(આ પણ જુઓ: </w:t>
+      </w:r>
+      <w:r>
+        <w:rPr>
+          <w:lang w:val="gu_IN" w:bidi="gu_IN"/>
+        </w:rPr>
+        <w:t>શિષ્ય</w:t>
+      </w:r>
+      <w:r>
+        <w:rPr>
+          <w:lang w:val="gu_IN" w:bidi="gu_IN"/>
+        </w:rPr>
+        <w:t>,[માછીમારો,</w:t>
+      </w:r>
+      <w:r>
+        <w:rPr>
+          <w:lang w:val="gu_IN" w:bidi="gu_IN"/>
+        </w:rPr>
+        <w:t>યાકૂબ)ઝબદીનો પુત્ર)</w:t>
+      </w:r>
+      <w:r>
+        <w:rPr>
+          <w:lang w:val="gu_IN" w:bidi="gu_IN"/>
+        </w:rPr>
+        <w:t xml:space="preserve">, </w:t>
+      </w:r>
+      <w:r>
+        <w:rPr>
+          <w:lang w:val="gu_IN" w:bidi="gu_IN"/>
+        </w:rPr>
+        <w:t>યોહાન )પ્રેષિત)</w:t>
+      </w:r>
+      <w:r>
+        <w:rPr>
+          <w:lang w:val="gu_IN" w:bidi="gu_IN"/>
+        </w:rPr>
+        <w:t>)</w:t>
+      </w:r>
+    </w:p>
+    <w:p>
+      <w:pPr>
+        <w:pStyle w:val="Heading3"/>
+      </w:pPr>
+      <w:r>
+        <w:rPr>
+          <w:lang w:val="gu_IN" w:bidi="gu_IN"/>
+        </w:rPr>
+        <w:t>બાઇબલના સંદર્ભો:</w:t>
+      </w:r>
+    </w:p>
+    <w:p>
+      <w:pPr>
+        <w:pStyle w:val="ListBullet"/>
+        <w:spacing w:line="240" w:lineRule="auto"/>
+        <w:ind w:left="720"/>
+      </w:pPr>
+      <w:r>
+        <w:rPr>
+          <w:lang w:val="gu_IN" w:bidi="gu_IN"/>
+        </w:rPr>
+      </w:r>
+      <w:r>
+        <w:rPr>
+          <w:lang w:val="gu_IN" w:bidi="gu_IN"/>
+        </w:rPr>
+        <w:t>યોહાન 21:1–3</w:t>
+      </w:r>
+    </w:p>
+    <w:p>
+      <w:pPr>
         <w:pStyle w:val="ListBullet"/>
         <w:spacing w:line="240" w:lineRule="auto"/>
         <w:ind w:left="720"/>
@@ -775,7 +1293,7 @@
             <w:color w:val="0000EE"/>
             <w:u w:val="single"/>
           </w:rPr>
-          <w:t>યશાયા 25:9–10</w:t>
+          <w:t>લૂક 5:8–11</w:t>
         </w:r>
       </w:hyperlink>
     </w:p>
@@ -799,304 +1317,12 @@
             <w:color w:val="0000EE"/>
             <w:u w:val="single"/>
           </w:rPr>
-          <w:t>યર્મિયા 8:1–3</w:t>
+          <w:t>માર્ક 1:19–20</w:t>
         </w:r>
       </w:hyperlink>
     </w:p>
     <w:p>
       <w:pPr>
-        <w:pStyle w:val="Heading3"/>
-      </w:pPr>
-      <w:r>
-        <w:rPr>
-          <w:lang w:val="gu_IN" w:bidi="gu_IN"/>
-        </w:rPr>
-        <w:t>શબ્દ માહિતી:</w:t>
-      </w:r>
-    </w:p>
-    <w:p>
-      <w:pPr>
-        <w:pStyle w:val="ListBullet"/>
-        <w:spacing w:line="240" w:lineRule="auto"/>
-        <w:ind w:left="720"/>
-      </w:pPr>
-      <w:r>
-        <w:rPr>
-          <w:lang w:val="gu_IN" w:bidi="gu_IN"/>
-        </w:rPr>
-      </w:r>
-      <w:r>
-        <w:rPr>
-          <w:lang w:val="gu_IN" w:bidi="gu_IN"/>
-        </w:rPr>
-        <w:t>Strong's: H830, H1119, H1557, H1561, H1686, H1828, H6569, H6675, G906, G4657</w:t>
-      </w:r>
-      <w:r>
-        <w:rPr>
-          <w:lang w:val="gu_IN" w:bidi="gu_IN"/>
-        </w:rPr>
-      </w:r>
-      <w:r>
-        <w:rPr>
-          <w:lang w:val="gu_IN" w:bidi="gu_IN"/>
-        </w:rPr>
-      </w:r>
-    </w:p>
-    <w:p>
-      <w:pPr/>
-      <w:r>
-        <w:rPr>
-          <w:lang w:val="gu_IN" w:bidi="gu_IN"/>
-        </w:rPr>
-      </w:r>
-    </w:p>
-    <w:p>
-      <w:pPr>
-        <w:pStyle w:val="Heading2"/>
-      </w:pPr>
-      <w:r>
-        <w:rPr>
-          <w:lang w:val="gu_IN" w:bidi="gu_IN"/>
-        </w:rPr>
-        <w:t>છાતીનું રક્ષા કવચ, છાતીના રક્ષા કવચો, ઉરપત્ર</w:t>
-      </w:r>
-      <w:r>
-        <w:rPr>
-          <w:lang w:val="gu_IN" w:bidi="gu_IN"/>
-        </w:rPr>
-      </w:r>
-    </w:p>
-    <w:p>
-      <w:pPr/>
-      <w:r>
-        <w:rPr>
-          <w:lang w:val="gu_IN" w:bidi="gu_IN"/>
-        </w:rPr>
-      </w:r>
-      <w:r>
-        <w:rPr>
-          <w:lang w:val="gu_IN" w:bidi="gu_IN"/>
-        </w:rPr>
-        <w:t>#છાતીનું રક્ષા કવચ, છાતીના રક્ષા કવચો, ઉરપત્ર #</w:t>
-      </w:r>
-    </w:p>
-    <w:p>
-      <w:pPr>
-        <w:pStyle w:val="Heading3"/>
-      </w:pPr>
-      <w:r>
-        <w:rPr>
-          <w:lang w:val="gu_IN" w:bidi="gu_IN"/>
-        </w:rPr>
-        <w:t>વ્યાખ્યા:</w:t>
-      </w:r>
-    </w:p>
-    <w:p>
-      <w:pPr/>
-      <w:r>
-        <w:rPr>
-          <w:lang w:val="gu_IN" w:bidi="gu_IN"/>
-        </w:rPr>
-      </w:r>
-      <w:r>
-        <w:rPr>
-          <w:lang w:val="gu_IN" w:bidi="gu_IN"/>
-        </w:rPr>
-        <w:t>“છાતીનું રક્ષા કવચ” શબ્દ, બખતરના ભાગને જે સૈનિકના યુદ્ધ દરમ્યાન તેને રક્ષણ આપવા છાતીના આગળના ભાગને ઢાંકે છે તેને દર્શાવે છે.</w:t>
-        <w:br/>
-      </w:r>
-      <w:r>
-        <w:rPr>
-          <w:lang w:val="gu_IN" w:bidi="gu_IN"/>
-        </w:rPr>
-        <w:t>“ઉરપત્ર” શબ્દ વિશેષ કપડાનો ટુકડો કે જે ઈઝરાએલી મુખ્ય યાજકો તેમની છાતીના આગળના ભાગ ઉપર પહેરતા હતા તેને દર્શાવે છે.</w:t>
-      </w:r>
-    </w:p>
-    <w:p>
-      <w:pPr>
-        <w:pStyle w:val="ListBullet"/>
-        <w:spacing w:line="240" w:lineRule="auto"/>
-        <w:ind w:left="720"/>
-      </w:pPr>
-      <w:r>
-        <w:rPr>
-          <w:lang w:val="gu_IN" w:bidi="gu_IN"/>
-        </w:rPr>
-      </w:r>
-      <w:r>
-        <w:rPr>
-          <w:lang w:val="gu_IN" w:bidi="gu_IN"/>
-        </w:rPr>
-        <w:t>”બખતર” તે સૈનિક દ્વારા વપરાતું હતું, જે લાકડું, ધાતુ અથવા પ્રાણીની ચામડામાંથી બનાવામાં આવતું હશે.</w:t>
-        <w:br/>
-      </w:r>
-      <w:r>
-        <w:rPr>
-          <w:lang w:val="gu_IN" w:bidi="gu_IN"/>
-        </w:rPr>
-        <w:t>તેને સૈનિકની છાતીમાં બાણો, ભાલાઓ, અથવા તલવારો ભોંકાય તેને અટકાવવા માટે બનાવવામાં આવ્યું હતું.</w:t>
-      </w:r>
-    </w:p>
-    <w:p>
-      <w:pPr>
-        <w:pStyle w:val="ListBullet"/>
-        <w:spacing w:line="240" w:lineRule="auto"/>
-        <w:ind w:left="720"/>
-      </w:pPr>
-      <w:r>
-        <w:rPr>
-          <w:lang w:val="gu_IN" w:bidi="gu_IN"/>
-        </w:rPr>
-      </w:r>
-      <w:r>
-        <w:rPr>
-          <w:lang w:val="gu_IN" w:bidi="gu_IN"/>
-        </w:rPr>
-        <w:t>ઈઝરાએલી મુખ્ય યાજક જે “ઉરપત્ર” પહેરતા હતા જે કાપડથી બનાવેલું અને તેમાં કિંમતી રત્નો જડેલા હતા.</w:t>
-        <w:br/>
-      </w:r>
-      <w:r>
-        <w:rPr>
-          <w:lang w:val="gu_IN" w:bidi="gu_IN"/>
-        </w:rPr>
-        <w:t>યાજક આ પહેરીને મંદિરમાં દેવની સેવાની ફરજ બજાવતો હતો.</w:t>
-      </w:r>
-    </w:p>
-    <w:p>
-      <w:pPr>
-        <w:pStyle w:val="ListBullet"/>
-        <w:spacing w:line="240" w:lineRule="auto"/>
-        <w:ind w:left="720"/>
-      </w:pPr>
-      <w:r>
-        <w:rPr>
-          <w:lang w:val="gu_IN" w:bidi="gu_IN"/>
-        </w:rPr>
-      </w:r>
-      <w:r>
-        <w:rPr>
-          <w:lang w:val="gu_IN" w:bidi="gu_IN"/>
-        </w:rPr>
-        <w:t>“બખતર” શબ્દનું બીજી રીતે ભાષાંતર કરીએ તો તેને માટેનો શબ્દ, “ધાતુનું રક્ષણાત્મક છાતીનું આવરણ” અથવા “છાતીનું રક્ષણ કરનાર બખ્તરનું શસ્ત્ર” થઇ શકે છે.</w:t>
-      </w:r>
-    </w:p>
-    <w:p>
-      <w:pPr>
-        <w:pStyle w:val="ListBullet"/>
-        <w:spacing w:line="240" w:lineRule="auto"/>
-        <w:ind w:left="720"/>
-      </w:pPr>
-      <w:r>
-        <w:rPr>
-          <w:lang w:val="gu_IN" w:bidi="gu_IN"/>
-        </w:rPr>
-      </w:r>
-      <w:r>
-        <w:rPr>
-          <w:lang w:val="gu_IN" w:bidi="gu_IN"/>
-        </w:rPr>
-        <w:t>“ઉરપત્ર” શબ્દનું ભાષાંતરનું કરીએ તો તે શબ્દનો અર્થ “ છાતીને આવરી લેતા યાજકના વસ્ત્ર” અથવા “યાજકના કપડાનો ટુકડો” અથવા “યાજકના કપડાનો આગળનો ભાગ” થઈ શકે છે.</w:t>
-      </w:r>
-    </w:p>
-    <w:p>
-      <w:pPr/>
-      <w:r>
-        <w:rPr>
-          <w:lang w:val="gu_IN" w:bidi="gu_IN"/>
-        </w:rPr>
-      </w:r>
-      <w:r>
-        <w:rPr>
-          <w:lang w:val="gu_IN" w:bidi="gu_IN"/>
-        </w:rPr>
-        <w:t xml:space="preserve">(આ પણ જુઓ: </w:t>
-      </w:r>
-      <w:r>
-        <w:rPr>
-          <w:lang w:val="gu_IN" w:bidi="gu_IN"/>
-        </w:rPr>
-        <w:t>બખતર</w:t>
-      </w:r>
-      <w:r>
-        <w:rPr>
-          <w:lang w:val="gu_IN" w:bidi="gu_IN"/>
-        </w:rPr>
-        <w:t xml:space="preserve">, </w:t>
-      </w:r>
-      <w:r>
-        <w:rPr>
-          <w:lang w:val="gu_IN" w:bidi="gu_IN"/>
-        </w:rPr>
-        <w:t>મુખ્ય યાજક</w:t>
-      </w:r>
-      <w:r>
-        <w:rPr>
-          <w:lang w:val="gu_IN" w:bidi="gu_IN"/>
-        </w:rPr>
-        <w:t xml:space="preserve">, </w:t>
-      </w:r>
-      <w:r>
-        <w:rPr>
-          <w:lang w:val="gu_IN" w:bidi="gu_IN"/>
-        </w:rPr>
-        <w:t>ભોંકવું</w:t>
-      </w:r>
-      <w:r>
-        <w:rPr>
-          <w:lang w:val="gu_IN" w:bidi="gu_IN"/>
-        </w:rPr>
-        <w:t xml:space="preserve">, </w:t>
-      </w:r>
-      <w:r>
-        <w:rPr>
-          <w:lang w:val="gu_IN" w:bidi="gu_IN"/>
-        </w:rPr>
-        <w:t>યાજક</w:t>
-      </w:r>
-      <w:r>
-        <w:rPr>
-          <w:lang w:val="gu_IN" w:bidi="gu_IN"/>
-        </w:rPr>
-        <w:t xml:space="preserve">, </w:t>
-      </w:r>
-      <w:r>
-        <w:rPr>
-          <w:lang w:val="gu_IN" w:bidi="gu_IN"/>
-        </w:rPr>
-        <w:t>મંદિર</w:t>
-      </w:r>
-      <w:r>
-        <w:rPr>
-          <w:lang w:val="gu_IN" w:bidi="gu_IN"/>
-        </w:rPr>
-        <w:t xml:space="preserve">, </w:t>
-      </w:r>
-      <w:r>
-        <w:rPr>
-          <w:lang w:val="gu_IN" w:bidi="gu_IN"/>
-        </w:rPr>
-        <w:t>લડવૈયો</w:t>
-      </w:r>
-      <w:r>
-        <w:rPr>
-          <w:lang w:val="gu_IN" w:bidi="gu_IN"/>
-        </w:rPr>
-        <w:t>)</w:t>
-      </w:r>
-    </w:p>
-    <w:p>
-      <w:pPr>
-        <w:pStyle w:val="Heading3"/>
-      </w:pPr>
-      <w:r>
-        <w:rPr>
-          <w:lang w:val="gu_IN" w:bidi="gu_IN"/>
-        </w:rPr>
-        <w:t>બાઈબલની કલમો:</w:t>
-      </w:r>
-    </w:p>
-    <w:p>
-      <w:pPr>
         <w:pStyle w:val="ListBullet"/>
         <w:spacing w:line="240" w:lineRule="auto"/>
         <w:ind w:left="720"/>
@@ -1115,7 +1341,7 @@
             <w:color w:val="0000EE"/>
             <w:u w:val="single"/>
           </w:rPr>
-          <w:t>1 થેસ્સલોનિકી 5:8–11</w:t>
+          <w:t>માથ્થી 4:21–22</w:t>
         </w:r>
       </w:hyperlink>
     </w:p>
@@ -1139,7 +1365,7 @@
             <w:color w:val="0000EE"/>
             <w:u w:val="single"/>
           </w:rPr>
-          <w:t>નિર્ગમન 39:14–16</w:t>
+          <w:t>માથ્થી 20:20–21</w:t>
         </w:r>
       </w:hyperlink>
     </w:p>
@@ -1163,12 +1389,297 @@
             <w:color w:val="0000EE"/>
             <w:u w:val="single"/>
           </w:rPr>
-          <w:t>યશાયા 59:17–18</w:t>
+          <w:t>માથ્થી 26:36–38</w:t>
         </w:r>
       </w:hyperlink>
     </w:p>
     <w:p>
       <w:pPr>
+        <w:pStyle w:val="Heading3"/>
+      </w:pPr>
+      <w:r>
+        <w:rPr>
+          <w:lang w:val="gu_IN" w:bidi="gu_IN"/>
+        </w:rPr>
+        <w:t>શબ્દ માહિતી:</w:t>
+      </w:r>
+    </w:p>
+    <w:p>
+      <w:pPr>
+        <w:pStyle w:val="ListBullet"/>
+        <w:spacing w:line="240" w:lineRule="auto"/>
+        <w:ind w:left="720"/>
+      </w:pPr>
+      <w:r>
+        <w:rPr>
+          <w:lang w:val="gu_IN" w:bidi="gu_IN"/>
+        </w:rPr>
+      </w:r>
+      <w:r>
+        <w:rPr>
+          <w:lang w:val="gu_IN" w:bidi="gu_IN"/>
+        </w:rPr>
+        <w:t>Strong's: G2199</w:t>
+      </w:r>
+      <w:r>
+        <w:rPr>
+          <w:lang w:val="gu_IN" w:bidi="gu_IN"/>
+        </w:rPr>
+      </w:r>
+      <w:r>
+        <w:rPr>
+          <w:lang w:val="gu_IN" w:bidi="gu_IN"/>
+        </w:rPr>
+      </w:r>
+    </w:p>
+    <w:p>
+      <w:pPr/>
+      <w:r>
+        <w:rPr>
+          <w:lang w:val="gu_IN" w:bidi="gu_IN"/>
+        </w:rPr>
+      </w:r>
+    </w:p>
+    <w:p>
+      <w:pPr>
+        <w:pStyle w:val="Heading2"/>
+      </w:pPr>
+      <w:r>
+        <w:rPr>
+          <w:lang w:val="gu_IN" w:bidi="gu_IN"/>
+        </w:rPr>
+        <w:t>(ઝબદીનો દીકરો) યાકૂબ</w:t>
+      </w:r>
+      <w:r>
+        <w:rPr>
+          <w:lang w:val="gu_IN" w:bidi="gu_IN"/>
+        </w:rPr>
+      </w:r>
+    </w:p>
+    <w:p>
+      <w:pPr>
+        <w:pStyle w:val="Heading3"/>
+      </w:pPr>
+      <w:r>
+        <w:rPr>
+          <w:lang w:val="gu_IN" w:bidi="gu_IN"/>
+        </w:rPr>
+        <w:t>સત્યો:</w:t>
+      </w:r>
+    </w:p>
+    <w:p>
+      <w:pPr/>
+      <w:r>
+        <w:rPr>
+          <w:lang w:val="gu_IN" w:bidi="gu_IN"/>
+        </w:rPr>
+      </w:r>
+      <w:r>
+        <w:rPr>
+          <w:lang w:val="gu_IN" w:bidi="gu_IN"/>
+        </w:rPr>
+        <w:t>ઝબદીનો દીકરો, યાકૂબ, ઈસુના બાર પ્રેરિતોમાંનો એક હતો.</w:t>
+        <w:br/>
+      </w:r>
+      <w:r>
+        <w:rPr>
+          <w:lang w:val="gu_IN" w:bidi="gu_IN"/>
+        </w:rPr>
+        <w:t>તેને યોહાન નામનો નાનો ભાઈ હતો તે પણ ઈસુના પ્રેરિતોમાંનો એક હતો.</w:t>
+      </w:r>
+    </w:p>
+    <w:p>
+      <w:pPr>
+        <w:pStyle w:val="ListBullet"/>
+        <w:spacing w:line="240" w:lineRule="auto"/>
+        <w:ind w:left="720"/>
+      </w:pPr>
+      <w:r>
+        <w:rPr>
+          <w:lang w:val="gu_IN" w:bidi="gu_IN"/>
+        </w:rPr>
+      </w:r>
+      <w:r>
+        <w:rPr>
+          <w:lang w:val="gu_IN" w:bidi="gu_IN"/>
+        </w:rPr>
+        <w:t>યાકૂબ અને તેનો ભાઈ યોહાન તેઓના પિતા ઝબદીની સાથે માછલાં પકડવાનું કામ કરતા હતા.</w:t>
+      </w:r>
+    </w:p>
+    <w:p>
+      <w:pPr>
+        <w:pStyle w:val="ListBullet"/>
+        <w:spacing w:line="240" w:lineRule="auto"/>
+        <w:ind w:left="720"/>
+      </w:pPr>
+      <w:r>
+        <w:rPr>
+          <w:lang w:val="gu_IN" w:bidi="gu_IN"/>
+        </w:rPr>
+      </w:r>
+      <w:r>
+        <w:rPr>
+          <w:lang w:val="gu_IN" w:bidi="gu_IN"/>
+        </w:rPr>
+        <w:t>યાકૂબ અને યોહાનનું ઉપનામ “ગર્જનાના દીકરા” હતું, કારણકે કદાચ તેઓ ઝડપથી ગુસ્સે થઈ જતાં હતા.</w:t>
+      </w:r>
+    </w:p>
+    <w:p>
+      <w:pPr>
+        <w:pStyle w:val="ListBullet"/>
+        <w:spacing w:line="240" w:lineRule="auto"/>
+        <w:ind w:left="720"/>
+      </w:pPr>
+      <w:r>
+        <w:rPr>
+          <w:lang w:val="gu_IN" w:bidi="gu_IN"/>
+        </w:rPr>
+      </w:r>
+      <w:r>
+        <w:rPr>
+          <w:lang w:val="gu_IN" w:bidi="gu_IN"/>
+        </w:rPr>
+        <w:t>પિતર, યાકૂબ, અને યોહાન ઈસુના નિકટના શિષ્યો હતા, અને તેઓ આશ્ચર્યકારક ઘટનામાં તેની સાથે હતા, જેવા કે જયારે ઈસુ એલિયા અને મૂસા સાથે પર્વતની ટોચ પર હતો, અને જયારે મરી ગયેલી નાની છોકરી જેને ફરીથી સજીવન કરવામાં આવી.</w:t>
+      </w:r>
+    </w:p>
+    <w:p>
+      <w:pPr>
+        <w:pStyle w:val="ListBullet"/>
+        <w:spacing w:line="240" w:lineRule="auto"/>
+        <w:ind w:left="720"/>
+      </w:pPr>
+      <w:r>
+        <w:rPr>
+          <w:lang w:val="gu_IN" w:bidi="gu_IN"/>
+        </w:rPr>
+      </w:r>
+      <w:r>
+        <w:rPr>
+          <w:lang w:val="gu_IN" w:bidi="gu_IN"/>
+        </w:rPr>
+        <w:t>યાકૂબ જેણે બાઈબલમાં પુસ્તક લખ્યું તેના કરતાં આ અલગ વ્યક્તિ છે.</w:t>
+        <w:br/>
+      </w:r>
+      <w:r>
+        <w:rPr>
+          <w:lang w:val="gu_IN" w:bidi="gu_IN"/>
+        </w:rPr>
+        <w:t>કેટલીક ભાષાઓમાં તેઓ બે અલગ માણસો હતા, તે સ્પષ્ટ કરવા આ નામો અલગ રીતે લખાયા છે.</w:t>
+      </w:r>
+    </w:p>
+    <w:p>
+      <w:pPr/>
+      <w:r>
+        <w:rPr>
+          <w:lang w:val="gu_IN" w:bidi="gu_IN"/>
+        </w:rPr>
+      </w:r>
+      <w:r>
+        <w:rPr>
+          <w:lang w:val="gu_IN" w:bidi="gu_IN"/>
+        </w:rPr>
+        <w:t xml:space="preserve">(ભાષાંતરના સૂચનો: </w:t>
+      </w:r>
+      <w:r>
+        <w:rPr>
+          <w:lang w:val="gu_IN" w:bidi="gu_IN"/>
+        </w:rPr>
+        <w:t>નામોનું ભાષાંતર કેવી રીતે કરવું</w:t>
+      </w:r>
+      <w:r>
+        <w:rPr>
+          <w:lang w:val="gu_IN" w:bidi="gu_IN"/>
+        </w:rPr>
+        <w:t>)</w:t>
+      </w:r>
+    </w:p>
+    <w:p>
+      <w:pPr/>
+      <w:r>
+        <w:rPr>
+          <w:lang w:val="gu_IN" w:bidi="gu_IN"/>
+        </w:rPr>
+      </w:r>
+      <w:r>
+        <w:rPr>
+          <w:lang w:val="gu_IN" w:bidi="gu_IN"/>
+        </w:rPr>
+        <w:t xml:space="preserve">(આ પણ જુઓ: </w:t>
+      </w:r>
+      <w:r>
+        <w:rPr>
+          <w:lang w:val="gu_IN" w:bidi="gu_IN"/>
+        </w:rPr>
+        <w:t>પ્રેરિત</w:t>
+      </w:r>
+      <w:r>
+        <w:rPr>
+          <w:lang w:val="gu_IN" w:bidi="gu_IN"/>
+        </w:rPr>
+        <w:t xml:space="preserve">, </w:t>
+      </w:r>
+      <w:r>
+        <w:rPr>
+          <w:lang w:val="gu_IN" w:bidi="gu_IN"/>
+        </w:rPr>
+        <w:t>એલિયા</w:t>
+      </w:r>
+      <w:r>
+        <w:rPr>
+          <w:lang w:val="gu_IN" w:bidi="gu_IN"/>
+        </w:rPr>
+        <w:t xml:space="preserve">, </w:t>
+      </w:r>
+      <w:r>
+        <w:rPr>
+          <w:lang w:val="gu_IN" w:bidi="gu_IN"/>
+        </w:rPr>
+        <w:t>યાકૂબ (ઈસુનો ભાઈ)</w:t>
+      </w:r>
+      <w:r>
+        <w:rPr>
+          <w:lang w:val="gu_IN" w:bidi="gu_IN"/>
+        </w:rPr>
+        <w:t xml:space="preserve">, </w:t>
+      </w:r>
+      <w:r>
+        <w:rPr>
+          <w:lang w:val="gu_IN" w:bidi="gu_IN"/>
+        </w:rPr>
+        <w:t>યાકૂબ (અલ્ફીનો દીકરો)</w:t>
+      </w:r>
+      <w:r>
+        <w:rPr>
+          <w:lang w:val="gu_IN" w:bidi="gu_IN"/>
+        </w:rPr>
+        <w:t xml:space="preserve">, </w:t>
+      </w:r>
+      <w:r>
+        <w:rPr>
+          <w:lang w:val="gu_IN" w:bidi="gu_IN"/>
+        </w:rPr>
+        <w:t>મૂસા</w:t>
+      </w:r>
+      <w:r>
+        <w:rPr>
+          <w:lang w:val="gu_IN" w:bidi="gu_IN"/>
+        </w:rPr>
+        <w:t>)</w:t>
+      </w:r>
+    </w:p>
+    <w:p>
+      <w:pPr>
+        <w:pStyle w:val="Heading3"/>
+      </w:pPr>
+      <w:r>
+        <w:rPr>
+          <w:lang w:val="gu_IN" w:bidi="gu_IN"/>
+        </w:rPr>
+        <w:t>બાઈબલની કલમો:</w:t>
+      </w:r>
+    </w:p>
+    <w:p>
+      <w:pPr>
         <w:pStyle w:val="ListBullet"/>
         <w:spacing w:line="240" w:lineRule="auto"/>
         <w:ind w:left="720"/>
@@ -1187,161 +1698,12 @@
             <w:color w:val="0000EE"/>
             <w:u w:val="single"/>
           </w:rPr>
-          <w:t>પ્રકટીકરણ 9:7–9</w:t>
+          <w:t>લૂક 9:28–29</w:t>
         </w:r>
       </w:hyperlink>
     </w:p>
     <w:p>
       <w:pPr>
-        <w:pStyle w:val="Heading3"/>
-      </w:pPr>
-      <w:r>
-        <w:rPr>
-          <w:lang w:val="gu_IN" w:bidi="gu_IN"/>
-        </w:rPr>
-        <w:t>શબ્દ માહિતી:</w:t>
-      </w:r>
-    </w:p>
-    <w:p>
-      <w:pPr>
-        <w:pStyle w:val="ListBullet"/>
-        <w:spacing w:line="240" w:lineRule="auto"/>
-        <w:ind w:left="720"/>
-      </w:pPr>
-      <w:r>
-        <w:rPr>
-          <w:lang w:val="gu_IN" w:bidi="gu_IN"/>
-        </w:rPr>
-      </w:r>
-      <w:r>
-        <w:rPr>
-          <w:lang w:val="gu_IN" w:bidi="gu_IN"/>
-        </w:rPr>
-        <w:t>Strong's: H2833 , H8302, G2382</w:t>
-      </w:r>
-      <w:r>
-        <w:rPr>
-          <w:lang w:val="gu_IN" w:bidi="gu_IN"/>
-        </w:rPr>
-      </w:r>
-      <w:r>
-        <w:rPr>
-          <w:lang w:val="gu_IN" w:bidi="gu_IN"/>
-        </w:rPr>
-      </w:r>
-    </w:p>
-    <w:p>
-      <w:pPr/>
-      <w:r>
-        <w:rPr>
-          <w:lang w:val="gu_IN" w:bidi="gu_IN"/>
-        </w:rPr>
-      </w:r>
-    </w:p>
-    <w:p>
-      <w:pPr>
-        <w:pStyle w:val="Heading2"/>
-      </w:pPr>
-      <w:r>
-        <w:rPr>
-          <w:lang w:val="gu_IN" w:bidi="gu_IN"/>
-        </w:rPr>
-        <w:t>છૂટાછેડા</w:t>
-      </w:r>
-      <w:r>
-        <w:rPr>
-          <w:lang w:val="gu_IN" w:bidi="gu_IN"/>
-        </w:rPr>
-      </w:r>
-    </w:p>
-    <w:p>
-      <w:pPr>
-        <w:pStyle w:val="Heading3"/>
-      </w:pPr>
-      <w:r>
-        <w:rPr>
-          <w:lang w:val="gu_IN" w:bidi="gu_IN"/>
-        </w:rPr>
-        <w:t>વ્યાખ્યા:</w:t>
-      </w:r>
-    </w:p>
-    <w:p>
-      <w:pPr/>
-      <w:r>
-        <w:rPr>
-          <w:lang w:val="gu_IN" w:bidi="gu_IN"/>
-        </w:rPr>
-      </w:r>
-      <w:r>
-        <w:rPr>
-          <w:lang w:val="gu_IN" w:bidi="gu_IN"/>
-        </w:rPr>
-        <w:t>છૂટાછેડા એ લગ્નની સમાપ્તિનું કાનૂની કાર્ય છે.</w:t>
-        <w:br/>
-      </w:r>
-      <w:r>
-        <w:rPr>
-          <w:lang w:val="gu_IN" w:bidi="gu_IN"/>
-        </w:rPr>
-        <w:t>“છૂટાછેડા” શબ્દનો અર્થ, ઔપચારિક અને કાયદેસર રીતે લગ્નનો અંત લાવવાની પ્રક્રિયા છે.</w:t>
-      </w:r>
-    </w:p>
-    <w:p>
-      <w:pPr>
-        <w:pStyle w:val="ListBullet"/>
-        <w:spacing w:line="240" w:lineRule="auto"/>
-        <w:ind w:left="720"/>
-      </w:pPr>
-      <w:r>
-        <w:rPr>
-          <w:lang w:val="gu_IN" w:bidi="gu_IN"/>
-        </w:rPr>
-      </w:r>
-      <w:r>
-        <w:rPr>
-          <w:lang w:val="gu_IN" w:bidi="gu_IN"/>
-        </w:rPr>
-        <w:t>“છૂટાછેડા” શબ્દ માટેનો શાબ્દિક અર્થ, “મોકલી દેવું” અથવા “ઔપચારિક રીતથી અલગ” થાય છે.</w:t>
-        <w:br/>
-      </w:r>
-      <w:r>
-        <w:rPr>
-          <w:lang w:val="gu_IN" w:bidi="gu_IN"/>
-        </w:rPr>
-        <w:t>છૂટાછેડાને દર્શાવવા માટે અન્ય ભાષાઓમાં કદાચ સમાન અભિવ્યક્તિઓ હોય છે.</w:t>
-      </w:r>
-    </w:p>
-    <w:p>
-      <w:pPr>
-        <w:pStyle w:val="ListBullet"/>
-        <w:spacing w:line="240" w:lineRule="auto"/>
-        <w:ind w:left="720"/>
-      </w:pPr>
-      <w:r>
-        <w:rPr>
-          <w:lang w:val="gu_IN" w:bidi="gu_IN"/>
-        </w:rPr>
-      </w:r>
-      <w:r>
-        <w:rPr>
-          <w:lang w:val="gu_IN" w:bidi="gu_IN"/>
-        </w:rPr>
-        <w:t>“છૂટાછેડાનું પ્રમાણપત્ર” શબ્દનું ભાષાંતર, “એક પ્રકારનું પત્ર છે કે જે દર્શાવે છે કે લગ્નનો અંત આવી ગયો છે.</w:t>
-      </w:r>
-    </w:p>
-    <w:p>
-      <w:pPr>
-        <w:pStyle w:val="Heading3"/>
-      </w:pPr>
-      <w:r>
-        <w:rPr>
-          <w:lang w:val="gu_IN" w:bidi="gu_IN"/>
-        </w:rPr>
-        <w:t>બાઈબલની કલમો:</w:t>
-      </w:r>
-    </w:p>
-    <w:p>
-      <w:pPr>
         <w:pStyle w:val="ListBullet"/>
         <w:spacing w:line="240" w:lineRule="auto"/>
         <w:ind w:left="720"/>
@@ -1360,7 +1722,7 @@
             <w:color w:val="0000EE"/>
             <w:u w:val="single"/>
           </w:rPr>
-          <w:t>1 કાળવૃતાંત 8:8–11</w:t>
+          <w:t>માર્ક 1:19–20</w:t>
         </w:r>
       </w:hyperlink>
     </w:p>
@@ -1384,7 +1746,7 @@
             <w:color w:val="0000EE"/>
             <w:u w:val="single"/>
           </w:rPr>
-          <w:t>લેવીય 21:7–9</w:t>
+          <w:t>માર્ક 1:29–31</w:t>
         </w:r>
       </w:hyperlink>
     </w:p>
@@ -1408,7 +1770,7 @@
             <w:color w:val="0000EE"/>
             <w:u w:val="single"/>
           </w:rPr>
-          <w:t>લૂક 16:18</w:t>
+          <w:t>માર્ક 3:17–19</w:t>
         </w:r>
       </w:hyperlink>
     </w:p>
@@ -1432,7 +1794,7 @@
             <w:color w:val="0000EE"/>
             <w:u w:val="single"/>
           </w:rPr>
-          <w:t>માર્ક 10:1–4</w:t>
+          <w:t>માથ્થી 4:21–22</w:t>
         </w:r>
       </w:hyperlink>
     </w:p>
@@ -1456,12 +1818,235 @@
             <w:color w:val="0000EE"/>
             <w:u w:val="single"/>
           </w:rPr>
-          <w:t>માથ્થી 5:31–32</w:t>
+          <w:t>માથ્થી 17:1–2</w:t>
         </w:r>
       </w:hyperlink>
     </w:p>
     <w:p>
       <w:pPr>
+        <w:pStyle w:val="Heading3"/>
+      </w:pPr>
+      <w:r>
+        <w:rPr>
+          <w:lang w:val="gu_IN" w:bidi="gu_IN"/>
+        </w:rPr>
+        <w:t>શબ્દ માહિતી:</w:t>
+      </w:r>
+    </w:p>
+    <w:p>
+      <w:pPr>
+        <w:pStyle w:val="ListBullet"/>
+        <w:spacing w:line="240" w:lineRule="auto"/>
+        <w:ind w:left="720"/>
+      </w:pPr>
+      <w:r>
+        <w:rPr>
+          <w:lang w:val="gu_IN" w:bidi="gu_IN"/>
+        </w:rPr>
+      </w:r>
+      <w:r>
+        <w:rPr>
+          <w:lang w:val="gu_IN" w:bidi="gu_IN"/>
+        </w:rPr>
+        <w:t>Strong's: G2385</w:t>
+      </w:r>
+      <w:r>
+        <w:rPr>
+          <w:lang w:val="gu_IN" w:bidi="gu_IN"/>
+        </w:rPr>
+      </w:r>
+      <w:r>
+        <w:rPr>
+          <w:lang w:val="gu_IN" w:bidi="gu_IN"/>
+        </w:rPr>
+      </w:r>
+    </w:p>
+    <w:p>
+      <w:pPr/>
+      <w:r>
+        <w:rPr>
+          <w:lang w:val="gu_IN" w:bidi="gu_IN"/>
+        </w:rPr>
+      </w:r>
+    </w:p>
+    <w:p>
+      <w:pPr>
+        <w:pStyle w:val="Heading2"/>
+      </w:pPr>
+      <w:r>
+        <w:rPr>
+          <w:lang w:val="gu_IN" w:bidi="gu_IN"/>
+        </w:rPr>
+        <w:t>ઝબુલોન</w:t>
+      </w:r>
+      <w:r>
+        <w:rPr>
+          <w:lang w:val="gu_IN" w:bidi="gu_IN"/>
+        </w:rPr>
+      </w:r>
+    </w:p>
+    <w:p>
+      <w:pPr>
+        <w:pStyle w:val="Heading3"/>
+      </w:pPr>
+      <w:r>
+        <w:rPr>
+          <w:lang w:val="gu_IN" w:bidi="gu_IN"/>
+        </w:rPr>
+        <w:t>તથ્યો:</w:t>
+      </w:r>
+    </w:p>
+    <w:p>
+      <w:pPr/>
+      <w:r>
+        <w:rPr>
+          <w:lang w:val="gu_IN" w:bidi="gu_IN"/>
+        </w:rPr>
+      </w:r>
+      <w:r>
+        <w:rPr>
+          <w:lang w:val="gu_IN" w:bidi="gu_IN"/>
+        </w:rPr>
+        <w:t>ઝબુલોન, યાકૂબ અને લેઆહનો છેલ્લો જન્મેલો પુત્ર હતો અને ઇઝરાએલના બાર કુળોમાંના એકનું નામ છે.</w:t>
+      </w:r>
+    </w:p>
+    <w:p>
+      <w:pPr>
+        <w:pStyle w:val="ListBullet"/>
+        <w:spacing w:line="240" w:lineRule="auto"/>
+        <w:ind w:left="720"/>
+      </w:pPr>
+      <w:r>
+        <w:rPr>
+          <w:lang w:val="gu_IN" w:bidi="gu_IN"/>
+        </w:rPr>
+      </w:r>
+      <w:r>
+        <w:rPr>
+          <w:lang w:val="gu_IN" w:bidi="gu_IN"/>
+        </w:rPr>
+        <w:t>ઝબુલોનના ઈસ્રાએલી કુળને સીધી પશ્ચિમના ખારા સમુદ્રની જમીન આપવામાં આવી હતી.</w:t>
+      </w:r>
+    </w:p>
+    <w:p>
+      <w:pPr>
+        <w:pStyle w:val="ListBullet"/>
+        <w:spacing w:line="240" w:lineRule="auto"/>
+        <w:ind w:left="720"/>
+      </w:pPr>
+      <w:r>
+        <w:rPr>
+          <w:lang w:val="gu_IN" w:bidi="gu_IN"/>
+        </w:rPr>
+      </w:r>
+      <w:r>
+        <w:rPr>
+          <w:lang w:val="gu_IN" w:bidi="gu_IN"/>
+        </w:rPr>
+        <w:t>કેટલીકવાર "ઝબુલોન" નામનો ઉપયોગ જ્યાં ઇઝરાયલી કુળ રહેતું હતું તે જમીન માટે થાય છે.</w:t>
+      </w:r>
+    </w:p>
+    <w:p>
+      <w:pPr/>
+      <w:r>
+        <w:rPr>
+          <w:lang w:val="gu_IN" w:bidi="gu_IN"/>
+        </w:rPr>
+      </w:r>
+      <w:r>
+        <w:rPr>
+          <w:lang w:val="gu_IN" w:bidi="gu_IN"/>
+        </w:rPr>
+        <w:t xml:space="preserve">(અનુવાદ માટેના સૂચનો: </w:t>
+      </w:r>
+      <w:r>
+        <w:rPr>
+          <w:lang w:val="gu_IN" w:bidi="gu_IN"/>
+        </w:rPr>
+        <w:t>નામોનો અનુવાદ કેવી રીતે કરવો</w:t>
+      </w:r>
+      <w:r>
+        <w:rPr>
+          <w:lang w:val="gu_IN" w:bidi="gu_IN"/>
+        </w:rPr>
+        <w:t>)</w:t>
+      </w:r>
+    </w:p>
+    <w:p>
+      <w:pPr/>
+      <w:r>
+        <w:rPr>
+          <w:lang w:val="gu_IN" w:bidi="gu_IN"/>
+        </w:rPr>
+      </w:r>
+      <w:r>
+        <w:rPr>
+          <w:lang w:val="gu_IN" w:bidi="gu_IN"/>
+        </w:rPr>
+        <w:t xml:space="preserve">(આ પણ જુઓ: </w:t>
+      </w:r>
+      <w:r>
+        <w:rPr>
+          <w:lang w:val="gu_IN" w:bidi="gu_IN"/>
+        </w:rPr>
+        <w:t>યાકૂબ</w:t>
+      </w:r>
+      <w:r>
+        <w:rPr>
+          <w:lang w:val="gu_IN" w:bidi="gu_IN"/>
+        </w:rPr>
+        <w:t xml:space="preserve">, </w:t>
+      </w:r>
+      <w:r>
+        <w:rPr>
+          <w:lang w:val="gu_IN" w:bidi="gu_IN"/>
+        </w:rPr>
+        <w:t>લેઆહ</w:t>
+      </w:r>
+      <w:r>
+        <w:rPr>
+          <w:lang w:val="gu_IN" w:bidi="gu_IN"/>
+        </w:rPr>
+        <w:t xml:space="preserve">, </w:t>
+      </w:r>
+      <w:r>
+        <w:rPr>
+          <w:lang w:val="gu_IN" w:bidi="gu_IN"/>
+        </w:rPr>
+        <w:t>ખારો સમુદ્ર</w:t>
+      </w:r>
+      <w:r>
+        <w:rPr>
+          <w:lang w:val="gu_IN" w:bidi="gu_IN"/>
+        </w:rPr>
+        <w:t xml:space="preserve">, </w:t>
+      </w:r>
+      <w:r>
+        <w:rPr>
+          <w:lang w:val="gu_IN" w:bidi="gu_IN"/>
+        </w:rPr>
+        <w:t>ઇસ્રાએલના બાર કુળો</w:t>
+      </w:r>
+      <w:r>
+        <w:rPr>
+          <w:lang w:val="gu_IN" w:bidi="gu_IN"/>
+        </w:rPr>
+        <w:t>)</w:t>
+      </w:r>
+    </w:p>
+    <w:p>
+      <w:pPr>
+        <w:pStyle w:val="Heading3"/>
+      </w:pPr>
+      <w:r>
+        <w:rPr>
+          <w:lang w:val="gu_IN" w:bidi="gu_IN"/>
+        </w:rPr>
+        <w:t>બાઇબલના સંદર્ભો:</w:t>
+      </w:r>
+    </w:p>
+    <w:p>
+      <w:pPr>
         <w:pStyle w:val="ListBullet"/>
         <w:spacing w:line="240" w:lineRule="auto"/>
         <w:ind w:left="720"/>
@@ -1480,328 +2065,12 @@
             <w:color w:val="0000EE"/>
             <w:u w:val="single"/>
           </w:rPr>
-          <w:t>માથ્થી 19:3–4</w:t>
+          <w:t>નિર્ગમન 1:1–5</w:t>
         </w:r>
       </w:hyperlink>
     </w:p>
     <w:p>
       <w:pPr>
-        <w:pStyle w:val="Heading3"/>
-      </w:pPr>
-      <w:r>
-        <w:rPr>
-          <w:lang w:val="gu_IN" w:bidi="gu_IN"/>
-        </w:rPr>
-        <w:t>શબ્દ માહિતી:</w:t>
-      </w:r>
-    </w:p>
-    <w:p>
-      <w:pPr>
-        <w:pStyle w:val="ListBullet"/>
-        <w:spacing w:line="240" w:lineRule="auto"/>
-        <w:ind w:left="720"/>
-      </w:pPr>
-      <w:r>
-        <w:rPr>
-          <w:lang w:val="gu_IN" w:bidi="gu_IN"/>
-        </w:rPr>
-      </w:r>
-      <w:r>
-        <w:rPr>
-          <w:lang w:val="gu_IN" w:bidi="gu_IN"/>
-        </w:rPr>
-        <w:t>Strong's: H1644, H3748, H5493, H7971, G630, G647, G863</w:t>
-      </w:r>
-      <w:r>
-        <w:rPr>
-          <w:lang w:val="gu_IN" w:bidi="gu_IN"/>
-        </w:rPr>
-      </w:r>
-      <w:r>
-        <w:rPr>
-          <w:lang w:val="gu_IN" w:bidi="gu_IN"/>
-        </w:rPr>
-      </w:r>
-    </w:p>
-    <w:p>
-      <w:pPr/>
-      <w:r>
-        <w:rPr>
-          <w:lang w:val="gu_IN" w:bidi="gu_IN"/>
-        </w:rPr>
-      </w:r>
-    </w:p>
-    <w:p>
-      <w:pPr>
-        <w:pStyle w:val="Heading2"/>
-      </w:pPr>
-      <w:r>
-        <w:rPr>
-          <w:lang w:val="gu_IN" w:bidi="gu_IN"/>
-        </w:rPr>
-        <w:t>છેતરવું, જૂઠું બોલવું, છેતરપિંડી, ભ્રમણા</w:t>
-      </w:r>
-      <w:r>
-        <w:rPr>
-          <w:lang w:val="gu_IN" w:bidi="gu_IN"/>
-        </w:rPr>
-      </w:r>
-    </w:p>
-    <w:p>
-      <w:pPr>
-        <w:pStyle w:val="Heading3"/>
-      </w:pPr>
-      <w:r>
-        <w:rPr>
-          <w:lang w:val="gu_IN" w:bidi="gu_IN"/>
-        </w:rPr>
-        <w:t>વ્યાખ્યા:</w:t>
-      </w:r>
-    </w:p>
-    <w:p>
-      <w:pPr/>
-      <w:r>
-        <w:rPr>
-          <w:lang w:val="gu_IN" w:bidi="gu_IN"/>
-        </w:rPr>
-      </w:r>
-      <w:r>
-        <w:rPr>
-          <w:lang w:val="gu_IN" w:bidi="gu_IN"/>
-        </w:rPr>
-        <w:t>“છેતરવું” શબ્દ કંઈક કે જે સાચું નથી તેને માનવા કોઈને પ્રેરવો, મોટાભાગે જુઠ્ઠું બોલીને. કોઈને છેતરવાના કાર્યને “જુઠ્ઠું બોલવું," "છેતરવું" અથવા "ભ્રમિત કરવું" કહેવામાં આવે છે.</w:t>
-      </w:r>
-    </w:p>
-    <w:p>
-      <w:pPr>
-        <w:pStyle w:val="ListBullet"/>
-        <w:spacing w:line="240" w:lineRule="auto"/>
-        <w:ind w:left="720"/>
-      </w:pPr>
-      <w:r>
-        <w:rPr>
-          <w:lang w:val="gu_IN" w:bidi="gu_IN"/>
-        </w:rPr>
-      </w:r>
-      <w:r>
-        <w:rPr>
-          <w:lang w:val="gu_IN" w:bidi="gu_IN"/>
-        </w:rPr>
-        <w:t>“છેતરનાર” એવી વ્યક્તિ છે જે બીજાઓને કંઈક ખોટું છે તે માનવા પ્રેરે છે. ઉદાહરણ તરીકે, શેતાનને “છેતરનાર” કહેવામાં આવ્યો છે. દુષ્ટ આત્માઓ કે જેનું તે નિયંત્રણ કરે છે તે પણ “છેતરનારા” (આત્માઓ) છે.</w:t>
-      </w:r>
-    </w:p>
-    <w:p>
-      <w:pPr>
-        <w:pStyle w:val="ListBullet"/>
-        <w:spacing w:line="240" w:lineRule="auto"/>
-        <w:ind w:left="720"/>
-      </w:pPr>
-      <w:r>
-        <w:rPr>
-          <w:lang w:val="gu_IN" w:bidi="gu_IN"/>
-        </w:rPr>
-      </w:r>
-      <w:r>
-        <w:rPr>
-          <w:lang w:val="gu_IN" w:bidi="gu_IN"/>
-        </w:rPr>
-        <w:t>"જુઠ્ઠું" બોલવું એટલે જે સત્ય નથી તેવું કાંઇક કહેવું.</w:t>
-      </w:r>
-    </w:p>
-    <w:p>
-      <w:pPr>
-        <w:pStyle w:val="ListBullet"/>
-        <w:spacing w:line="240" w:lineRule="auto"/>
-        <w:ind w:left="720"/>
-      </w:pPr>
-      <w:r>
-        <w:rPr>
-          <w:lang w:val="gu_IN" w:bidi="gu_IN"/>
-        </w:rPr>
-      </w:r>
-      <w:r>
-        <w:rPr>
-          <w:lang w:val="gu_IN" w:bidi="gu_IN"/>
-        </w:rPr>
-        <w:t>વ્યક્તિનું કાર્ય અથવા વાત (સંદેશા) જે સાચા નથી, તેને પણ “છેતરામણું” તરીકે વર્ણન કરી શકાય છે.</w:t>
-      </w:r>
-    </w:p>
-    <w:p>
-      <w:pPr>
-        <w:pStyle w:val="ListBullet"/>
-        <w:spacing w:line="240" w:lineRule="auto"/>
-        <w:ind w:left="720"/>
-      </w:pPr>
-      <w:r>
-        <w:rPr>
-          <w:lang w:val="gu_IN" w:bidi="gu_IN"/>
-        </w:rPr>
-      </w:r>
-      <w:r>
-        <w:rPr>
-          <w:lang w:val="gu_IN" w:bidi="gu_IN"/>
-        </w:rPr>
-        <w:t>“કપટ” અને “છેતરપિંડી” શબ્દોના સમાન અર્થ થાય છે, પણ તેમાં કેટલાક નાના તફાવતો જે રીતે તેઓનો ઉપયોગ થાય છે તેમાં રહેલા છે.</w:t>
-      </w:r>
-    </w:p>
-    <w:p>
-      <w:pPr>
-        <w:pStyle w:val="ListBullet"/>
-        <w:spacing w:line="240" w:lineRule="auto"/>
-        <w:ind w:left="720"/>
-      </w:pPr>
-      <w:r>
-        <w:rPr>
-          <w:lang w:val="gu_IN" w:bidi="gu_IN"/>
-        </w:rPr>
-      </w:r>
-      <w:r>
-        <w:rPr>
-          <w:lang w:val="gu_IN" w:bidi="gu_IN"/>
-        </w:rPr>
-        <w:t>“કપટી” અને “ભ્રામક” જેવા વર્ણનાત્મક શબ્દોના સમાન અર્થ રહેલા છે અને તેનો ઉપયોગ પણ સમાન સંદર્ભ કરવામાં આવે છે.</w:t>
-      </w:r>
-    </w:p>
-    <w:p>
-      <w:pPr>
-        <w:pStyle w:val="Heading3"/>
-      </w:pPr>
-      <w:r>
-        <w:rPr>
-          <w:lang w:val="gu_IN" w:bidi="gu_IN"/>
-        </w:rPr>
-        <w:t>ભાષાંતરના સૂચનો:</w:t>
-      </w:r>
-    </w:p>
-    <w:p>
-      <w:pPr>
-        <w:pStyle w:val="ListBullet"/>
-        <w:spacing w:line="240" w:lineRule="auto"/>
-        <w:ind w:left="720"/>
-      </w:pPr>
-      <w:r>
-        <w:rPr>
-          <w:lang w:val="gu_IN" w:bidi="gu_IN"/>
-        </w:rPr>
-      </w:r>
-      <w:r>
-        <w:rPr>
-          <w:lang w:val="gu_IN" w:bidi="gu_IN"/>
-        </w:rPr>
-        <w:t>“છેતરવું” શબ્દનું વિવિધ રીતે ભાષાંતર કરીએ તો, “જૂઠું બોલવું” અથવા “ખોટી માન્યતા માનવા પ્રેરવું” અથવા “કોઈકને કે જે સાચું નથી તે માનવા માટે કારણ બનવું” નો સમાવેશ કરી શકાય.</w:t>
-      </w:r>
-    </w:p>
-    <w:p>
-      <w:pPr>
-        <w:pStyle w:val="ListBullet"/>
-        <w:spacing w:line="240" w:lineRule="auto"/>
-        <w:ind w:left="720"/>
-      </w:pPr>
-      <w:r>
-        <w:rPr>
-          <w:lang w:val="gu_IN" w:bidi="gu_IN"/>
-        </w:rPr>
-      </w:r>
-      <w:r>
-        <w:rPr>
-          <w:lang w:val="gu_IN" w:bidi="gu_IN"/>
-        </w:rPr>
-        <w:t>“ઠગવું” શબ્દનું ભાષાંતર, “કંઈક ખોટું વિચારવા પ્રેરવું” અથવા “ખોટું બોલવું” અથવા “બનાવટ કરવી” અથવા “મૂર્ખ બનાવવું” અથવા “ગેરમાર્ગે દોરવું,” કરી શકાય.</w:t>
-      </w:r>
-    </w:p>
-    <w:p>
-      <w:pPr>
-        <w:pStyle w:val="ListBullet"/>
-        <w:spacing w:line="240" w:lineRule="auto"/>
-        <w:ind w:left="720"/>
-      </w:pPr>
-      <w:r>
-        <w:rPr>
-          <w:lang w:val="gu_IN" w:bidi="gu_IN"/>
-        </w:rPr>
-      </w:r>
-      <w:r>
-        <w:rPr>
-          <w:lang w:val="gu_IN" w:bidi="gu_IN"/>
-        </w:rPr>
-        <w:t>“છેતરનાર” શબ્દનું ભાષાંતર, “જૂઠો” અથવા “જે ગેરમાર્ગે દોરે છે તે” અથવા “કોઈક કે જે છેતરે છે,” કરી શકાય.</w:t>
-      </w:r>
-    </w:p>
-    <w:p>
-      <w:pPr>
-        <w:pStyle w:val="ListBullet"/>
-        <w:spacing w:line="240" w:lineRule="auto"/>
-        <w:ind w:left="720"/>
-      </w:pPr>
-      <w:r>
-        <w:rPr>
-          <w:lang w:val="gu_IN" w:bidi="gu_IN"/>
-        </w:rPr>
-      </w:r>
-      <w:r>
-        <w:rPr>
-          <w:lang w:val="gu_IN" w:bidi="gu_IN"/>
-        </w:rPr>
-        <w:t>સંદર્ભ પર આધાર રાખીને, “છેતરપિંડી” અથવા “ઠગાઈ” શબ્દોનું ભાષાંતર, એવા શબ્દ અથવા શબ્દસમૂહનો ઉપયોગ કરીને, જેનો અર્થ “જુઠાણું” અથવા “જુઠ્ઠાબોલું” અથવા “કપટ” અથવા “બેઈમાની” હોય તે દ્વારા કરી શકાય છે.</w:t>
-      </w:r>
-    </w:p>
-    <w:p>
-      <w:pPr>
-        <w:pStyle w:val="ListBullet"/>
-        <w:spacing w:line="240" w:lineRule="auto"/>
-        <w:ind w:left="720"/>
-      </w:pPr>
-      <w:r>
-        <w:rPr>
-          <w:lang w:val="gu_IN" w:bidi="gu_IN"/>
-        </w:rPr>
-      </w:r>
-      <w:r>
-        <w:rPr>
-          <w:lang w:val="gu_IN" w:bidi="gu_IN"/>
-        </w:rPr>
-        <w:t>“ભ્રામક” અથવા “કપટી” શબ્દોનું ભાષાંતર, “જૂઠું” અથવા “ગેરમાર્ગે દોરવું” અથવા “જુઠ્ઠાબોલું,” કરી શકાય, એ વ્યક્તિનું વર્ણન કરવા કે જે એ રીતે કહે છે અથવા વર્તે છે કે જેથી જે સાચું નથી તે બાબતો માનવા બીજાઓ દોરાય.</w:t>
-      </w:r>
-    </w:p>
-    <w:p>
-      <w:pPr/>
-      <w:r>
-        <w:rPr>
-          <w:lang w:val="gu_IN" w:bidi="gu_IN"/>
-        </w:rPr>
-      </w:r>
-      <w:r>
-        <w:rPr>
-          <w:lang w:val="gu_IN" w:bidi="gu_IN"/>
-        </w:rPr>
-        <w:t xml:space="preserve">(આ પણ જુઓ: </w:t>
-      </w:r>
-      <w:r>
-        <w:rPr>
-          <w:lang w:val="gu_IN" w:bidi="gu_IN"/>
-        </w:rPr>
-        <w:t>સાચું</w:t>
-      </w:r>
-      <w:r>
-        <w:rPr>
-          <w:lang w:val="gu_IN" w:bidi="gu_IN"/>
-        </w:rPr>
-        <w:t>)</w:t>
-      </w:r>
-    </w:p>
-    <w:p>
-      <w:pPr>
-        <w:pStyle w:val="Heading3"/>
-      </w:pPr>
-      <w:r>
-        <w:rPr>
-          <w:lang w:val="gu_IN" w:bidi="gu_IN"/>
-        </w:rPr>
-        <w:t>બાઈબલની કલમો:</w:t>
-      </w:r>
-    </w:p>
-    <w:p>
-      <w:pPr>
         <w:pStyle w:val="ListBullet"/>
         <w:spacing w:line="240" w:lineRule="auto"/>
         <w:ind w:left="720"/>
@@ -1820,7 +2089,7 @@
             <w:color w:val="0000EE"/>
             <w:u w:val="single"/>
           </w:rPr>
-          <w:t>1 યોહાન 1:8–10</w:t>
+          <w:t>ઉત્પત્તિ 30:19–21</w:t>
         </w:r>
       </w:hyperlink>
     </w:p>
@@ -1844,7 +2113,7 @@
             <w:color w:val="0000EE"/>
             <w:u w:val="single"/>
           </w:rPr>
-          <w:t>1 તિમોથી 2:13–15</w:t>
+          <w:t>યશાયા 9:1–2</w:t>
         </w:r>
       </w:hyperlink>
     </w:p>
@@ -1868,7 +2137,7 @@
             <w:color w:val="0000EE"/>
             <w:u w:val="single"/>
           </w:rPr>
-          <w:t>2 થેસ્સલોનિકી 2:3–4</w:t>
+          <w:t>ન્યાયાધીશો 4:10</w:t>
         </w:r>
       </w:hyperlink>
     </w:p>
@@ -1892,7 +2161,7 @@
             <w:color w:val="0000EE"/>
             <w:u w:val="single"/>
           </w:rPr>
-          <w:t>ઉત્પત્તિ 3:12–13</w:t>
+          <w:t>માથ્થી 4:12–13</w:t>
         </w:r>
       </w:hyperlink>
     </w:p>
@@ -1916,12 +2185,210 @@
             <w:color w:val="0000EE"/>
             <w:u w:val="single"/>
           </w:rPr>
-          <w:t>ઉત્પત્તિ 31:26–28</w:t>
+          <w:t>માથ્થી 4:14–16</w:t>
         </w:r>
       </w:hyperlink>
     </w:p>
     <w:p>
       <w:pPr>
+        <w:pStyle w:val="Heading3"/>
+      </w:pPr>
+      <w:r>
+        <w:rPr>
+          <w:lang w:val="gu_IN" w:bidi="gu_IN"/>
+        </w:rPr>
+        <w:t>શબ્દ માહિતી:</w:t>
+      </w:r>
+    </w:p>
+    <w:p>
+      <w:pPr>
+        <w:pStyle w:val="ListBullet"/>
+        <w:spacing w:line="240" w:lineRule="auto"/>
+        <w:ind w:left="720"/>
+      </w:pPr>
+      <w:r>
+        <w:rPr>
+          <w:lang w:val="gu_IN" w:bidi="gu_IN"/>
+        </w:rPr>
+      </w:r>
+      <w:r>
+        <w:rPr>
+          <w:lang w:val="gu_IN" w:bidi="gu_IN"/>
+        </w:rPr>
+        <w:t>Strong's: H2074, H2075, G2194</w:t>
+      </w:r>
+      <w:r>
+        <w:rPr>
+          <w:lang w:val="gu_IN" w:bidi="gu_IN"/>
+        </w:rPr>
+      </w:r>
+      <w:r>
+        <w:rPr>
+          <w:lang w:val="gu_IN" w:bidi="gu_IN"/>
+        </w:rPr>
+      </w:r>
+    </w:p>
+    <w:p>
+      <w:pPr/>
+      <w:r>
+        <w:rPr>
+          <w:lang w:val="gu_IN" w:bidi="gu_IN"/>
+        </w:rPr>
+      </w:r>
+    </w:p>
+    <w:p>
+      <w:pPr>
+        <w:pStyle w:val="Heading2"/>
+      </w:pPr>
+      <w:r>
+        <w:rPr>
+          <w:lang w:val="gu_IN" w:bidi="gu_IN"/>
+        </w:rPr>
+        <w:t>ઝભ્ભો, ઝભ્ભાઓ, ઝભ્ભો પહેરાવ્યો</w:t>
+      </w:r>
+      <w:r>
+        <w:rPr>
+          <w:lang w:val="gu_IN" w:bidi="gu_IN"/>
+        </w:rPr>
+      </w:r>
+    </w:p>
+    <w:p>
+      <w:pPr>
+        <w:pStyle w:val="Heading3"/>
+      </w:pPr>
+      <w:r>
+        <w:rPr>
+          <w:lang w:val="gu_IN" w:bidi="gu_IN"/>
+        </w:rPr>
+        <w:t>વ્યાખ્યા:</w:t>
+      </w:r>
+    </w:p>
+    <w:p>
+      <w:pPr/>
+      <w:r>
+        <w:rPr>
+          <w:lang w:val="gu_IN" w:bidi="gu_IN"/>
+        </w:rPr>
+      </w:r>
+      <w:r>
+        <w:rPr>
+          <w:lang w:val="gu_IN" w:bidi="gu_IN"/>
+        </w:rPr>
+        <w:t>ઝભ્ભો એ બાહ્ય લાંબી બાંયનું કપડું કે જે પુરુષ કે સ્ત્રી દ્વારા પહેરી શકાય.</w:t>
+        <w:br/>
+      </w:r>
+      <w:r>
+        <w:rPr>
+          <w:lang w:val="gu_IN" w:bidi="gu_IN"/>
+        </w:rPr>
+        <w:t>તે અંગરખાને સમાન હોય છે.</w:t>
+      </w:r>
+    </w:p>
+    <w:p>
+      <w:pPr>
+        <w:pStyle w:val="ListBullet"/>
+        <w:spacing w:line="240" w:lineRule="auto"/>
+        <w:ind w:left="720"/>
+      </w:pPr>
+      <w:r>
+        <w:rPr>
+          <w:lang w:val="gu_IN" w:bidi="gu_IN"/>
+        </w:rPr>
+      </w:r>
+      <w:r>
+        <w:rPr>
+          <w:lang w:val="gu_IN" w:bidi="gu_IN"/>
+        </w:rPr>
+        <w:t>ઝભ્ભાઓ આગળની બાજુ ખુલ્લા હોય છે અને ખેસ અથવા પટ્ટા દ્વારા બાંધવામાં આવે છે.</w:t>
+      </w:r>
+    </w:p>
+    <w:p>
+      <w:pPr>
+        <w:pStyle w:val="ListBullet"/>
+        <w:spacing w:line="240" w:lineRule="auto"/>
+        <w:ind w:left="720"/>
+      </w:pPr>
+      <w:r>
+        <w:rPr>
+          <w:lang w:val="gu_IN" w:bidi="gu_IN"/>
+        </w:rPr>
+      </w:r>
+      <w:r>
+        <w:rPr>
+          <w:lang w:val="gu_IN" w:bidi="gu_IN"/>
+        </w:rPr>
+        <w:t>તેઓ લાંબા કે ટૂંકા હોઈ શકે.</w:t>
+      </w:r>
+    </w:p>
+    <w:p>
+      <w:pPr>
+        <w:pStyle w:val="ListBullet"/>
+        <w:spacing w:line="240" w:lineRule="auto"/>
+        <w:ind w:left="720"/>
+      </w:pPr>
+      <w:r>
+        <w:rPr>
+          <w:lang w:val="gu_IN" w:bidi="gu_IN"/>
+        </w:rPr>
+      </w:r>
+      <w:r>
+        <w:rPr>
+          <w:lang w:val="gu_IN" w:bidi="gu_IN"/>
+        </w:rPr>
+        <w:t>રાજાઓ દ્વારા જાંબલી રંગના ઝભ્ભાઓ હકસાઈ, ધન અને પ્રતિષ્ઠાની નિશાની તરીકે પહેરવામાં આવતાં હતાં.</w:t>
+      </w:r>
+    </w:p>
+    <w:p>
+      <w:pPr/>
+      <w:r>
+        <w:rPr>
+          <w:lang w:val="gu_IN" w:bidi="gu_IN"/>
+        </w:rPr>
+      </w:r>
+      <w:r>
+        <w:rPr>
+          <w:lang w:val="gu_IN" w:bidi="gu_IN"/>
+        </w:rPr>
+        <w:t xml:space="preserve">(આ પણ જુઓ: </w:t>
+      </w:r>
+      <w:r>
+        <w:rPr>
+          <w:lang w:val="gu_IN" w:bidi="gu_IN"/>
+        </w:rPr>
+        <w:t>રાજવંશી</w:t>
+      </w:r>
+      <w:r>
+        <w:rPr>
+          <w:lang w:val="gu_IN" w:bidi="gu_IN"/>
+        </w:rPr>
+        <w:t xml:space="preserve">, </w:t>
+      </w:r>
+      <w:r>
+        <w:rPr>
+          <w:lang w:val="gu_IN" w:bidi="gu_IN"/>
+        </w:rPr>
+        <w:t>ઉપવસ્ત્ર</w:t>
+      </w:r>
+      <w:r>
+        <w:rPr>
+          <w:lang w:val="gu_IN" w:bidi="gu_IN"/>
+        </w:rPr>
+        <w:t>)</w:t>
+      </w:r>
+    </w:p>
+    <w:p>
+      <w:pPr>
+        <w:pStyle w:val="Heading3"/>
+      </w:pPr>
+      <w:r>
+        <w:rPr>
+          <w:lang w:val="gu_IN" w:bidi="gu_IN"/>
+        </w:rPr>
+        <w:t>બાઈબલના સંદર્ભો:</w:t>
+      </w:r>
+    </w:p>
+    <w:p>
+      <w:pPr>
         <w:pStyle w:val="ListBullet"/>
         <w:spacing w:line="240" w:lineRule="auto"/>
         <w:ind w:left="720"/>
@@ -1940,7 +2407,7 @@
             <w:color w:val="0000EE"/>
             <w:u w:val="single"/>
           </w:rPr>
-          <w:t>લેવીય 19:11–12</w:t>
+          <w:t>નિર્ગમન 28:4–5</w:t>
         </w:r>
       </w:hyperlink>
     </w:p>
@@ -1964,7 +2431,7 @@
             <w:color w:val="0000EE"/>
             <w:u w:val="single"/>
           </w:rPr>
-          <w:t>માથ્થી 27:62–64</w:t>
+          <w:t>ઉત્પતિ 49:11,12</w:t>
         </w:r>
       </w:hyperlink>
     </w:p>
@@ -1988,333 +2455,12 @@
             <w:color w:val="0000EE"/>
             <w:u w:val="single"/>
           </w:rPr>
-          <w:t>મીખાહ 6:11–12</w:t>
+          <w:t>લૂક 15:22–24</w:t>
         </w:r>
       </w:hyperlink>
     </w:p>
     <w:p>
       <w:pPr>
-        <w:pStyle w:val="Heading3"/>
-      </w:pPr>
-      <w:r>
-        <w:rPr>
-          <w:lang w:val="gu_IN" w:bidi="gu_IN"/>
-        </w:rPr>
-        <w:t>શબ્દ માહિતી:</w:t>
-      </w:r>
-    </w:p>
-    <w:p>
-      <w:pPr>
-        <w:pStyle w:val="ListBullet"/>
-        <w:spacing w:line="240" w:lineRule="auto"/>
-        <w:ind w:left="720"/>
-      </w:pPr>
-      <w:r>
-        <w:rPr>
-          <w:lang w:val="gu_IN" w:bidi="gu_IN"/>
-        </w:rPr>
-      </w:r>
-      <w:r>
-        <w:rPr>
-          <w:lang w:val="gu_IN" w:bidi="gu_IN"/>
-        </w:rPr>
-        <w:t>Strong's: H898, H2048, H3577, H3584, H4123, H4820, H4860, H5230, H5377, H6121, H6231, H6280, H6601, H7411, H7423, H7683, H7686, H7952, H8267, H8496, H8501, H8582, H8591, H8649, G538, G539, G1386, G1387, G1388, G1389, G1818, G3884, G4105, G4106, G4108, G5422, G5423</w:t>
-      </w:r>
-      <w:r>
-        <w:rPr>
-          <w:lang w:val="gu_IN" w:bidi="gu_IN"/>
-        </w:rPr>
-      </w:r>
-      <w:r>
-        <w:rPr>
-          <w:lang w:val="gu_IN" w:bidi="gu_IN"/>
-        </w:rPr>
-      </w:r>
-    </w:p>
-    <w:p>
-      <w:pPr/>
-      <w:r>
-        <w:rPr>
-          <w:lang w:val="gu_IN" w:bidi="gu_IN"/>
-        </w:rPr>
-      </w:r>
-    </w:p>
-    <w:p>
-      <w:pPr>
-        <w:pStyle w:val="Heading2"/>
-      </w:pPr>
-      <w:r>
-        <w:rPr>
-          <w:lang w:val="gu_IN" w:bidi="gu_IN"/>
-        </w:rPr>
-        <w:t>છોડ, રોપે છે, રોપ્યું, રોપી રહ્યા છે, પ્રત્યારોપણ, ફરીથી રોપવું, એક જગ્યાએથી ઉખાડીને બીજે રોપવું, વાવવું, વાવે છે, વાવ્યું, વાવેતર, વાવણી</w:t>
-      </w:r>
-      <w:r>
-        <w:rPr>
-          <w:lang w:val="gu_IN" w:bidi="gu_IN"/>
-        </w:rPr>
-      </w:r>
-    </w:p>
-    <w:p>
-      <w:pPr>
-        <w:pStyle w:val="Heading3"/>
-      </w:pPr>
-      <w:r>
-        <w:rPr>
-          <w:lang w:val="gu_IN" w:bidi="gu_IN"/>
-        </w:rPr>
-        <w:t>વ્યાખ્યા:</w:t>
-      </w:r>
-    </w:p>
-    <w:p>
-      <w:pPr/>
-      <w:r>
-        <w:rPr>
-          <w:lang w:val="gu_IN" w:bidi="gu_IN"/>
-        </w:rPr>
-      </w:r>
-      <w:r>
-        <w:rPr>
-          <w:lang w:val="gu_IN" w:bidi="gu_IN"/>
-        </w:rPr>
-        <w:t>“છોડ” સંન્ય રીતે એવું કંઇક કે જે ઉગે છે અને જમીન સાથે જોડાયેલું હોય છે.</w:t>
-        <w:br/>
-      </w:r>
-      <w:r>
-        <w:rPr>
-          <w:lang w:val="gu_IN" w:bidi="gu_IN"/>
-        </w:rPr>
-        <w:t>“વાવવું” એટલે જમીનમાં બીજ મુકવા કે જેથી છોડ ઉગે.</w:t>
-        <w:br/>
-      </w:r>
-      <w:r>
-        <w:rPr>
-          <w:lang w:val="gu_IN" w:bidi="gu_IN"/>
-        </w:rPr>
-        <w:t>“વાવનાર” એ વ્યક્તિ છે કે જે બીજ વાવે છે.</w:t>
-      </w:r>
-    </w:p>
-    <w:p>
-      <w:pPr>
-        <w:pStyle w:val="ListBullet"/>
-        <w:spacing w:line="240" w:lineRule="auto"/>
-        <w:ind w:left="720"/>
-      </w:pPr>
-      <w:r>
-        <w:rPr>
-          <w:lang w:val="gu_IN" w:bidi="gu_IN"/>
-        </w:rPr>
-      </w:r>
-      <w:r>
-        <w:rPr>
-          <w:lang w:val="gu_IN" w:bidi="gu_IN"/>
-        </w:rPr>
-        <w:t>વાવવાની અને રોપવાની રીત અલગ હોઈ શકે, પરંતુ એક રીત એ છે કે મુઠ્ઠીભર બીજ લેવા અને જમીનમાં તેઓને પાથરવા.</w:t>
-      </w:r>
-    </w:p>
-    <w:p>
-      <w:pPr>
-        <w:pStyle w:val="ListBullet"/>
-        <w:spacing w:line="240" w:lineRule="auto"/>
-        <w:ind w:left="720"/>
-      </w:pPr>
-      <w:r>
-        <w:rPr>
-          <w:lang w:val="gu_IN" w:bidi="gu_IN"/>
-        </w:rPr>
-      </w:r>
-      <w:r>
-        <w:rPr>
-          <w:lang w:val="gu_IN" w:bidi="gu_IN"/>
-        </w:rPr>
-        <w:t>બીજી રીત બીજ રોપવાની એ જમીનમાં કાણાં પાળવા અને દરેક કાણાંમાં બીજ મુકવા.</w:t>
-      </w:r>
-    </w:p>
-    <w:p>
-      <w:pPr>
-        <w:pStyle w:val="ListBullet"/>
-        <w:spacing w:line="240" w:lineRule="auto"/>
-        <w:ind w:left="720"/>
-      </w:pPr>
-      <w:r>
-        <w:rPr>
-          <w:lang w:val="gu_IN" w:bidi="gu_IN"/>
-        </w:rPr>
-      </w:r>
-      <w:r>
-        <w:rPr>
-          <w:lang w:val="gu_IN" w:bidi="gu_IN"/>
-        </w:rPr>
-        <w:t>“વાવવું” શબ્દ રૂપકાત્મક રીતે ઉપયોગમાં લઇ શકાય, જેમ કે “વ્યક્તિ જે વાવે છે તે જ લણે છે.”</w:t>
-        <w:br/>
-      </w:r>
-      <w:r>
-        <w:rPr>
-          <w:lang w:val="gu_IN" w:bidi="gu_IN"/>
-        </w:rPr>
-        <w:t>એનો અર્થ કે જો વ્યક્તિ કંઇક દુષ્ટ કરે તો, તે નકારાત્મક પરિણામ મેળવશે, અને જો વ્યક્તિ સારું કરે તો, તે હકારાત્મક પરિણામ ભોગવશે.</w:t>
-      </w:r>
-    </w:p>
-    <w:p>
-      <w:pPr>
-        <w:pStyle w:val="Heading3"/>
-      </w:pPr>
-      <w:r>
-        <w:rPr>
-          <w:lang w:val="gu_IN" w:bidi="gu_IN"/>
-        </w:rPr>
-        <w:t>અનુવાદ માટેના સૂચનો</w:t>
-      </w:r>
-    </w:p>
-    <w:p>
-      <w:pPr>
-        <w:pStyle w:val="ListBullet"/>
-        <w:spacing w:line="240" w:lineRule="auto"/>
-        <w:ind w:left="720"/>
-      </w:pPr>
-      <w:r>
-        <w:rPr>
-          <w:lang w:val="gu_IN" w:bidi="gu_IN"/>
-        </w:rPr>
-      </w:r>
-      <w:r>
-        <w:rPr>
-          <w:lang w:val="gu_IN" w:bidi="gu_IN"/>
-        </w:rPr>
-        <w:t>“વાવવું” શબ્દનો અનુવાદ “રોપવું” પણ કરી શકાય.</w:t>
-        <w:br/>
-      </w:r>
-      <w:r>
-        <w:rPr>
-          <w:lang w:val="gu_IN" w:bidi="gu_IN"/>
-        </w:rPr>
-        <w:t>એ ધ્યાનમાં રાખો કે તેને માટે જે શબ્દનો અનુવાદ કર્યો હોય તે બીજ રોપવાને સમાવેશ કરતો હોય.</w:t>
-      </w:r>
-    </w:p>
-    <w:p>
-      <w:pPr>
-        <w:pStyle w:val="ListBullet"/>
-        <w:spacing w:line="240" w:lineRule="auto"/>
-        <w:ind w:left="720"/>
-      </w:pPr>
-      <w:r>
-        <w:rPr>
-          <w:lang w:val="gu_IN" w:bidi="gu_IN"/>
-        </w:rPr>
-      </w:r>
-      <w:r>
-        <w:rPr>
-          <w:lang w:val="gu_IN" w:bidi="gu_IN"/>
-        </w:rPr>
-        <w:t>“વાવનાર” ને અનુવાદ કરવાની બીજી રીતોમાં “રોપનાર” અથવા “ખેડૂત” અથવા “વ્યક્તિ કે જે બીજ વાવે છે” તેનો સમવેશ કરી શકાય.</w:t>
-      </w:r>
-    </w:p>
-    <w:p>
-      <w:pPr>
-        <w:pStyle w:val="ListBullet"/>
-        <w:spacing w:line="240" w:lineRule="auto"/>
-        <w:ind w:left="720"/>
-      </w:pPr>
-      <w:r>
-        <w:rPr>
-          <w:lang w:val="gu_IN" w:bidi="gu_IN"/>
-        </w:rPr>
-      </w:r>
-      <w:r>
-        <w:rPr>
-          <w:lang w:val="gu_IN" w:bidi="gu_IN"/>
-        </w:rPr>
-        <w:t>અંગ્રેજીમાં, “વાવવું” એ માત્ર બીજ વાવવા વપરાય છે, પરંતુ અંગેજી શબ્દ “છોડ/રોપવું” બીજ અને મોટી બાબતો, જેમ કે ઝાડ રોપવા વાપરી શકાય છે.</w:t>
-        <w:br/>
-      </w:r>
-      <w:r>
-        <w:rPr>
-          <w:lang w:val="gu_IN" w:bidi="gu_IN"/>
-        </w:rPr>
-        <w:t>બીજી ભાષાઓઅલગ શબ્દો વાપરી શકે, શું રોપવામાં આવે છે તેના આધારે.</w:t>
-      </w:r>
-    </w:p>
-    <w:p>
-      <w:pPr>
-        <w:pStyle w:val="ListBullet"/>
-        <w:spacing w:line="240" w:lineRule="auto"/>
-        <w:ind w:left="720"/>
-      </w:pPr>
-      <w:r>
-        <w:rPr>
-          <w:lang w:val="gu_IN" w:bidi="gu_IN"/>
-        </w:rPr>
-      </w:r>
-      <w:r>
-        <w:rPr>
-          <w:lang w:val="gu_IN" w:bidi="gu_IN"/>
-        </w:rPr>
-        <w:t>“વ્યક્તિ જે વાવે છે તે લણે છે” અભિવ્યક્તિનુ અનુવાદ આમ કારી શકાય “જેમ ચોક્કસ પ્રકારના બીજ ચોક્કસ પ્રકારના છોડ ઉત્પન્ન કરે, તેમ જ વ્યક્તિના સારા કૃત્યો સારું પરિણામ લાવશે અને વ્યક્તિના દુષ્ટ કૃત્યો દુષ્ટ પરિણામ લાવશે.”</w:t>
-      </w:r>
-    </w:p>
-    <w:p>
-      <w:pPr/>
-      <w:r>
-        <w:rPr>
-          <w:lang w:val="gu_IN" w:bidi="gu_IN"/>
-        </w:rPr>
-      </w:r>
-      <w:r>
-        <w:rPr>
-          <w:lang w:val="gu_IN" w:bidi="gu_IN"/>
-        </w:rPr>
-        <w:t xml:space="preserve">(આ પણ જુઓ: </w:t>
-      </w:r>
-      <w:r>
-        <w:rPr>
-          <w:lang w:val="gu_IN" w:bidi="gu_IN"/>
-        </w:rPr>
-        <w:t>દુષ્ટ</w:t>
-      </w:r>
-      <w:r>
-        <w:rPr>
-          <w:lang w:val="gu_IN" w:bidi="gu_IN"/>
-        </w:rPr>
-        <w:t xml:space="preserve">, </w:t>
-      </w:r>
-      <w:r>
-        <w:rPr>
-          <w:lang w:val="gu_IN" w:bidi="gu_IN"/>
-        </w:rPr>
-        <w:t>સારું</w:t>
-      </w:r>
-      <w:r>
-        <w:rPr>
-          <w:lang w:val="gu_IN" w:bidi="gu_IN"/>
-        </w:rPr>
-        <w:t xml:space="preserve">, </w:t>
-      </w:r>
-      <w:r>
-        <w:rPr>
-          <w:lang w:val="gu_IN" w:bidi="gu_IN"/>
-        </w:rPr>
-        <w:t>પાક ભેગો કરવો</w:t>
-      </w:r>
-      <w:r>
-        <w:rPr>
-          <w:lang w:val="gu_IN" w:bidi="gu_IN"/>
-        </w:rPr>
-        <w:t>)</w:t>
-      </w:r>
-    </w:p>
-    <w:p>
-      <w:pPr>
-        <w:pStyle w:val="Heading3"/>
-      </w:pPr>
-      <w:r>
-        <w:rPr>
-          <w:lang w:val="gu_IN" w:bidi="gu_IN"/>
-        </w:rPr>
-        <w:t>બાઈબલના સંદર્ભો:</w:t>
-      </w:r>
-    </w:p>
-    <w:p>
-      <w:pPr>
         <w:pStyle w:val="ListBullet"/>
         <w:spacing w:line="240" w:lineRule="auto"/>
         <w:ind w:left="720"/>
@@ -2333,7 +2479,7 @@
             <w:color w:val="0000EE"/>
             <w:u w:val="single"/>
           </w:rPr>
-          <w:t>ગલાતીઓ 6:6–8</w:t>
+          <w:t>લૂક 20:45–47</w:t>
         </w:r>
       </w:hyperlink>
     </w:p>
@@ -2357,12 +2503,337 @@
             <w:color w:val="0000EE"/>
             <w:u w:val="single"/>
           </w:rPr>
-          <w:t>લૂક 8:4–6</w:t>
+          <w:t>માથ્થી 27:27–29</w:t>
         </w:r>
       </w:hyperlink>
     </w:p>
     <w:p>
       <w:pPr>
+        <w:pStyle w:val="Heading3"/>
+      </w:pPr>
+      <w:r>
+        <w:rPr>
+          <w:lang w:val="gu_IN" w:bidi="gu_IN"/>
+        </w:rPr>
+        <w:t>શબ્દ માહિતી:</w:t>
+      </w:r>
+    </w:p>
+    <w:p>
+      <w:pPr>
+        <w:pStyle w:val="ListBullet"/>
+        <w:spacing w:line="240" w:lineRule="auto"/>
+        <w:ind w:left="720"/>
+      </w:pPr>
+      <w:r>
+        <w:rPr>
+          <w:lang w:val="gu_IN" w:bidi="gu_IN"/>
+        </w:rPr>
+      </w:r>
+      <w:r>
+        <w:rPr>
+          <w:lang w:val="gu_IN" w:bidi="gu_IN"/>
+        </w:rPr>
+        <w:t>Strong's: H145, H155, H899, H1545, H2436, H2684, H3671, H3801, H3830, H3847, H4060, H4254, H4598, H5497, H5622, H6614, H7640, H7757, H7897, H8071, G1746, G2066, G2067, G2440, G4749, G4016, G5511</w:t>
+      </w:r>
+      <w:r>
+        <w:rPr>
+          <w:lang w:val="gu_IN" w:bidi="gu_IN"/>
+        </w:rPr>
+      </w:r>
+      <w:r>
+        <w:rPr>
+          <w:lang w:val="gu_IN" w:bidi="gu_IN"/>
+        </w:rPr>
+      </w:r>
+    </w:p>
+    <w:p>
+      <w:pPr/>
+      <w:r>
+        <w:rPr>
+          <w:lang w:val="gu_IN" w:bidi="gu_IN"/>
+        </w:rPr>
+      </w:r>
+    </w:p>
+    <w:p>
+      <w:pPr>
+        <w:pStyle w:val="Heading2"/>
+      </w:pPr>
+      <w:r>
+        <w:rPr>
+          <w:lang w:val="gu_IN" w:bidi="gu_IN"/>
+        </w:rPr>
+        <w:t>ઝરૂબાબેલ</w:t>
+      </w:r>
+      <w:r>
+        <w:rPr>
+          <w:lang w:val="gu_IN" w:bidi="gu_IN"/>
+        </w:rPr>
+      </w:r>
+    </w:p>
+    <w:p>
+      <w:pPr>
+        <w:pStyle w:val="Heading3"/>
+      </w:pPr>
+      <w:r>
+        <w:rPr>
+          <w:lang w:val="gu_IN" w:bidi="gu_IN"/>
+        </w:rPr>
+        <w:t>તથ્યો:</w:t>
+      </w:r>
+    </w:p>
+    <w:p>
+      <w:pPr/>
+      <w:r>
+        <w:rPr>
+          <w:lang w:val="gu_IN" w:bidi="gu_IN"/>
+        </w:rPr>
+      </w:r>
+      <w:r>
+        <w:rPr>
+          <w:lang w:val="gu_IN" w:bidi="gu_IN"/>
+        </w:rPr>
+        <w:t>જૂનાકરારમાં ઝરૂબ્બાબેલ બે ઈસ્રાએલી માણસોનું નામ હતું.</w:t>
+      </w:r>
+    </w:p>
+    <w:p>
+      <w:pPr>
+        <w:pStyle w:val="ListBullet"/>
+        <w:spacing w:line="240" w:lineRule="auto"/>
+        <w:ind w:left="720"/>
+      </w:pPr>
+      <w:r>
+        <w:rPr>
+          <w:lang w:val="gu_IN" w:bidi="gu_IN"/>
+        </w:rPr>
+      </w:r>
+      <w:r>
+        <w:rPr>
+          <w:lang w:val="gu_IN" w:bidi="gu_IN"/>
+        </w:rPr>
+        <w:t>આમાંનો એક, યહોયાકીમ અને સિદકીયાહનો વંશજ હતો.</w:t>
+      </w:r>
+    </w:p>
+    <w:p>
+      <w:pPr>
+        <w:pStyle w:val="ListBullet"/>
+        <w:spacing w:line="240" w:lineRule="auto"/>
+        <w:ind w:left="720"/>
+      </w:pPr>
+      <w:r>
+        <w:rPr>
+          <w:lang w:val="gu_IN" w:bidi="gu_IN"/>
+        </w:rPr>
+      </w:r>
+      <w:r>
+        <w:rPr>
+          <w:lang w:val="gu_IN" w:bidi="gu_IN"/>
+        </w:rPr>
+        <w:t>શઆલ્તિએલના પુત્ર ઝરૂબ્બાબેલ એઝરા અને નહેમ્યાહના સમય દરમિયાન યહુદાના કુળના વડા હતા, જ્યારે ઈરાનના રાજા કોરેશે ઈસ્રાએલીઓને બાબેલની ગુલામીમાંથી છોડાવ્યા હતા.</w:t>
+      </w:r>
+    </w:p>
+    <w:p>
+      <w:pPr>
+        <w:pStyle w:val="ListBullet"/>
+        <w:spacing w:line="240" w:lineRule="auto"/>
+        <w:ind w:left="720"/>
+      </w:pPr>
+      <w:r>
+        <w:rPr>
+          <w:lang w:val="gu_IN" w:bidi="gu_IN"/>
+        </w:rPr>
+      </w:r>
+      <w:r>
+        <w:rPr>
+          <w:lang w:val="gu_IN" w:bidi="gu_IN"/>
+        </w:rPr>
+        <w:t>ઝરુબ્બાબેલ અને પ્રમુખ યાજક યહોશુઆએ, દેવના મંદિર અને વેદી ફરીથી બાંધવા મદદ કરી હતી.</w:t>
+      </w:r>
+    </w:p>
+    <w:p>
+      <w:pPr/>
+      <w:r>
+        <w:rPr>
+          <w:lang w:val="gu_IN" w:bidi="gu_IN"/>
+        </w:rPr>
+      </w:r>
+      <w:r>
+        <w:rPr>
+          <w:lang w:val="gu_IN" w:bidi="gu_IN"/>
+        </w:rPr>
+        <w:t xml:space="preserve">(અનુવાદ માટેના સૂચનો: </w:t>
+      </w:r>
+      <w:r>
+        <w:rPr>
+          <w:lang w:val="gu_IN" w:bidi="gu_IN"/>
+        </w:rPr>
+        <w:t>નામોનો અનુવાદ કેવી રીતે કરવો</w:t>
+      </w:r>
+      <w:r>
+        <w:rPr>
+          <w:lang w:val="gu_IN" w:bidi="gu_IN"/>
+        </w:rPr>
+        <w:t>)</w:t>
+      </w:r>
+    </w:p>
+    <w:p>
+      <w:pPr/>
+      <w:r>
+        <w:rPr>
+          <w:lang w:val="gu_IN" w:bidi="gu_IN"/>
+        </w:rPr>
+      </w:r>
+      <w:r>
+        <w:rPr>
+          <w:lang w:val="gu_IN" w:bidi="gu_IN"/>
+        </w:rPr>
+        <w:t xml:space="preserve">(આ પણ જુઓ: </w:t>
+      </w:r>
+      <w:r>
+        <w:rPr>
+          <w:lang w:val="gu_IN" w:bidi="gu_IN"/>
+        </w:rPr>
+        <w:t>બાબેલ</w:t>
+      </w:r>
+      <w:r>
+        <w:rPr>
+          <w:lang w:val="gu_IN" w:bidi="gu_IN"/>
+        </w:rPr>
+        <w:t xml:space="preserve">, </w:t>
+      </w:r>
+      <w:r>
+        <w:rPr>
+          <w:lang w:val="gu_IN" w:bidi="gu_IN"/>
+        </w:rPr>
+        <w:t>બંદીવાન</w:t>
+      </w:r>
+      <w:r>
+        <w:rPr>
+          <w:lang w:val="gu_IN" w:bidi="gu_IN"/>
+        </w:rPr>
+        <w:t xml:space="preserve">, </w:t>
+      </w:r>
+      <w:r>
+        <w:rPr>
+          <w:lang w:val="gu_IN" w:bidi="gu_IN"/>
+        </w:rPr>
+        <w:t>કોરેશ</w:t>
+      </w:r>
+      <w:r>
+        <w:rPr>
+          <w:lang w:val="gu_IN" w:bidi="gu_IN"/>
+        </w:rPr>
+        <w:t xml:space="preserve">, </w:t>
+      </w:r>
+      <w:r>
+        <w:rPr>
+          <w:lang w:val="gu_IN" w:bidi="gu_IN"/>
+        </w:rPr>
+        <w:t>એઝરા</w:t>
+      </w:r>
+      <w:r>
+        <w:rPr>
+          <w:lang w:val="gu_IN" w:bidi="gu_IN"/>
+        </w:rPr>
+        <w:t xml:space="preserve">, </w:t>
+      </w:r>
+      <w:r>
+        <w:rPr>
+          <w:lang w:val="gu_IN" w:bidi="gu_IN"/>
+        </w:rPr>
+        <w:t>મુખ્ય યાજક</w:t>
+      </w:r>
+      <w:r>
+        <w:rPr>
+          <w:lang w:val="gu_IN" w:bidi="gu_IN"/>
+        </w:rPr>
+        <w:t xml:space="preserve">, </w:t>
+      </w:r>
+      <w:r>
+        <w:rPr>
+          <w:lang w:val="gu_IN" w:bidi="gu_IN"/>
+        </w:rPr>
+        <w:t>યહોયાકીમ</w:t>
+      </w:r>
+      <w:r>
+        <w:rPr>
+          <w:lang w:val="gu_IN" w:bidi="gu_IN"/>
+        </w:rPr>
+        <w:t xml:space="preserve">, </w:t>
+      </w:r>
+      <w:r>
+        <w:rPr>
+          <w:lang w:val="gu_IN" w:bidi="gu_IN"/>
+        </w:rPr>
+        <w:t>યહોશુઆ</w:t>
+      </w:r>
+      <w:r>
+        <w:rPr>
+          <w:lang w:val="gu_IN" w:bidi="gu_IN"/>
+        </w:rPr>
+        <w:t xml:space="preserve">, </w:t>
+      </w:r>
+      <w:r>
+        <w:rPr>
+          <w:lang w:val="gu_IN" w:bidi="gu_IN"/>
+        </w:rPr>
+        <w:t>યહૂદા</w:t>
+      </w:r>
+      <w:r>
+        <w:rPr>
+          <w:lang w:val="gu_IN" w:bidi="gu_IN"/>
+        </w:rPr>
+        <w:t xml:space="preserve">, </w:t>
+      </w:r>
+      <w:r>
+        <w:rPr>
+          <w:lang w:val="gu_IN" w:bidi="gu_IN"/>
+        </w:rPr>
+        <w:t>નહેમ્યાહ</w:t>
+      </w:r>
+      <w:r>
+        <w:rPr>
+          <w:lang w:val="gu_IN" w:bidi="gu_IN"/>
+        </w:rPr>
+        <w:t xml:space="preserve">, </w:t>
+      </w:r>
+      <w:r>
+        <w:rPr>
+          <w:lang w:val="gu_IN" w:bidi="gu_IN"/>
+        </w:rPr>
+        <w:t>ઈરાન</w:t>
+      </w:r>
+      <w:r>
+        <w:rPr>
+          <w:lang w:val="gu_IN" w:bidi="gu_IN"/>
+        </w:rPr>
+        <w:t xml:space="preserve">, </w:t>
+      </w:r>
+      <w:r>
+        <w:rPr>
+          <w:lang w:val="gu_IN" w:bidi="gu_IN"/>
+        </w:rPr>
+        <w:t>સિદકીયા</w:t>
+      </w:r>
+      <w:r>
+        <w:rPr>
+          <w:lang w:val="gu_IN" w:bidi="gu_IN"/>
+        </w:rPr>
+        <w:t>)</w:t>
+      </w:r>
+    </w:p>
+    <w:p>
+      <w:pPr>
+        <w:pStyle w:val="Heading3"/>
+      </w:pPr>
+      <w:r>
+        <w:rPr>
+          <w:lang w:val="gu_IN" w:bidi="gu_IN"/>
+        </w:rPr>
+        <w:t>બાઇબલ સંદર્ભો##</w:t>
+      </w:r>
+    </w:p>
+    <w:p>
+      <w:pPr>
         <w:pStyle w:val="ListBullet"/>
         <w:spacing w:line="240" w:lineRule="auto"/>
         <w:ind w:left="720"/>
@@ -2381,7 +2852,7 @@
             <w:color w:val="0000EE"/>
             <w:u w:val="single"/>
           </w:rPr>
-          <w:t>માથ્થી 6:25–26</w:t>
+          <w:t>1 કાળવૃતાંત 3:19–21</w:t>
         </w:r>
       </w:hyperlink>
     </w:p>
@@ -2405,7 +2876,7 @@
             <w:color w:val="0000EE"/>
             <w:u w:val="single"/>
           </w:rPr>
-          <w:t>માથ્થી 13:3–6</w:t>
+          <w:t>એઝરા 2:1–2</w:t>
         </w:r>
       </w:hyperlink>
     </w:p>
@@ -2429,7 +2900,7 @@
             <w:color w:val="0000EE"/>
             <w:u w:val="single"/>
           </w:rPr>
-          <w:t>માથ્થી 13:18–19</w:t>
+          <w:t>એઝરા 3:8–9</w:t>
         </w:r>
       </w:hyperlink>
     </w:p>
@@ -2453,314 +2924,12 @@
             <w:color w:val="0000EE"/>
             <w:u w:val="single"/>
           </w:rPr>
-          <w:t>માથ્થી 25:24–25</w:t>
+          <w:t>લૂક 3:27–29</w:t>
         </w:r>
       </w:hyperlink>
     </w:p>
     <w:p>
       <w:pPr>
-        <w:pStyle w:val="Heading3"/>
-      </w:pPr>
-      <w:r>
-        <w:rPr>
-          <w:lang w:val="gu_IN" w:bidi="gu_IN"/>
-        </w:rPr>
-        <w:t>શબ્દ માહિતી:</w:t>
-      </w:r>
-    </w:p>
-    <w:p>
-      <w:pPr>
-        <w:pStyle w:val="ListBullet"/>
-        <w:spacing w:line="240" w:lineRule="auto"/>
-        <w:ind w:left="720"/>
-      </w:pPr>
-      <w:r>
-        <w:rPr>
-          <w:lang w:val="gu_IN" w:bidi="gu_IN"/>
-        </w:rPr>
-      </w:r>
-      <w:r>
-        <w:rPr>
-          <w:lang w:val="gu_IN" w:bidi="gu_IN"/>
-        </w:rPr>
-        <w:t>Strong's: H2221, H2232, H2233, H2236, H4218, H4302, H5193, H7971, H8362, G4687, G4703, G5300, G5452 , G6037</w:t>
-      </w:r>
-      <w:r>
-        <w:rPr>
-          <w:lang w:val="gu_IN" w:bidi="gu_IN"/>
-        </w:rPr>
-      </w:r>
-      <w:r>
-        <w:rPr>
-          <w:lang w:val="gu_IN" w:bidi="gu_IN"/>
-        </w:rPr>
-      </w:r>
-    </w:p>
-    <w:p>
-      <w:pPr/>
-      <w:r>
-        <w:rPr>
-          <w:lang w:val="gu_IN" w:bidi="gu_IN"/>
-        </w:rPr>
-      </w:r>
-    </w:p>
-    <w:p>
-      <w:pPr>
-        <w:pStyle w:val="Heading2"/>
-      </w:pPr>
-      <w:r>
-        <w:rPr>
-          <w:lang w:val="gu_IN" w:bidi="gu_IN"/>
-        </w:rPr>
-        <w:t>છોડાવવું, બચાવવું, છોડાવ્યું, છોડાવનાર, છુટકારો</w:t>
-      </w:r>
-      <w:r>
-        <w:rPr>
-          <w:lang w:val="gu_IN" w:bidi="gu_IN"/>
-        </w:rPr>
-      </w:r>
-    </w:p>
-    <w:p>
-      <w:pPr>
-        <w:pStyle w:val="Heading3"/>
-      </w:pPr>
-      <w:r>
-        <w:rPr>
-          <w:lang w:val="gu_IN" w:bidi="gu_IN"/>
-        </w:rPr>
-        <w:t>વ્યાખ્યા:</w:t>
-      </w:r>
-    </w:p>
-    <w:p>
-      <w:pPr/>
-      <w:r>
-        <w:rPr>
-          <w:lang w:val="gu_IN" w:bidi="gu_IN"/>
-        </w:rPr>
-      </w:r>
-      <w:r>
-        <w:rPr>
-          <w:lang w:val="gu_IN" w:bidi="gu_IN"/>
-        </w:rPr>
-        <w:t>કોઈને “છોડાવવું (તારવું)” તેનો અર્થ, તે વ્યક્તિને બચાવવી.</w:t>
-      </w:r>
-    </w:p>
-    <w:p>
-      <w:pPr/>
-      <w:r>
-        <w:rPr>
-          <w:lang w:val="gu_IN" w:bidi="gu_IN"/>
-        </w:rPr>
-      </w:r>
-      <w:r>
-        <w:rPr>
-          <w:lang w:val="gu_IN" w:bidi="gu_IN"/>
-        </w:rPr>
-        <w:t>“છોડાવનાર” શબ્દ કોઈ વ્યક્તિ કે જે લોકોને ગુલામી, જુલમ અથવા અન્ય જોખમોથી બચાવે અથવા મુક્ત કરે, તે દર્શાવે છે.</w:t>
-        <w:br/>
-      </w:r>
-      <w:r>
-        <w:rPr>
-          <w:lang w:val="gu_IN" w:bidi="gu_IN"/>
-        </w:rPr>
-        <w:t>“છુટકારો” શબ્દ જયારે કોઈ ગુલામી, જુલમ અથવા અન્ય જોખમોથી લોકોને બચાવે અથવા મુક્ત કરે ત્યારે જે થાય છે, તેને દર્શાવે છે.</w:t>
-      </w:r>
-    </w:p>
-    <w:p>
-      <w:pPr>
-        <w:pStyle w:val="ListBullet"/>
-        <w:spacing w:line="240" w:lineRule="auto"/>
-        <w:ind w:left="720"/>
-      </w:pPr>
-      <w:r>
-        <w:rPr>
-          <w:lang w:val="gu_IN" w:bidi="gu_IN"/>
-        </w:rPr>
-      </w:r>
-      <w:r>
-        <w:rPr>
-          <w:lang w:val="gu_IN" w:bidi="gu_IN"/>
-        </w:rPr>
-        <w:t>જૂના કરારમાં દેવે બીજા લોકોના જૂથોની વિરુદ્ધ કે જેઓ ઈઝરાએલીઓ પર હુમલો કરવા માટે આવતા, તેઓ પર યુધ્ધમાં દોરીને રક્ષણ આપવા દેવે છોડાવનારાઓની નિમણૂક કરી.</w:t>
-      </w:r>
-    </w:p>
-    <w:p>
-      <w:pPr>
-        <w:pStyle w:val="ListBullet"/>
-        <w:spacing w:line="240" w:lineRule="auto"/>
-        <w:ind w:left="720"/>
-      </w:pPr>
-      <w:r>
-        <w:rPr>
-          <w:lang w:val="gu_IN" w:bidi="gu_IN"/>
-        </w:rPr>
-      </w:r>
-      <w:r>
-        <w:rPr>
-          <w:lang w:val="gu_IN" w:bidi="gu_IN"/>
-        </w:rPr>
-        <w:t>આ છોડાવનારાઓને “ન્યાયાધીશો” પણ કહેવામાં આવતા હતા, અને જયારે આ ન્યાયાધીશો સંચાલન કરતા હતા ત્યારે ઇતિહાસના સમયમાં તેને જૂના કરારના ન્યાયાધીશોના પુસ્તક નોંધવામાં આવ્યા છે.</w:t>
-      </w:r>
-    </w:p>
-    <w:p>
-      <w:pPr>
-        <w:pStyle w:val="ListBullet"/>
-        <w:spacing w:line="240" w:lineRule="auto"/>
-        <w:ind w:left="720"/>
-      </w:pPr>
-      <w:r>
-        <w:rPr>
-          <w:lang w:val="gu_IN" w:bidi="gu_IN"/>
-        </w:rPr>
-      </w:r>
-      <w:r>
-        <w:rPr>
-          <w:lang w:val="gu_IN" w:bidi="gu_IN"/>
-        </w:rPr>
-        <w:t>દેવને પણ “છોડાવનાર” કહેવામાં આવે છે.</w:t>
-        <w:br/>
-      </w:r>
-      <w:r>
-        <w:rPr>
-          <w:lang w:val="gu_IN" w:bidi="gu_IN"/>
-        </w:rPr>
-        <w:t>ઈઝરાએલના સમગ્ર ઈતિહાસમાં, તેણે તેના લોકોને તેઓના શત્રુઓથી છોડાવ્યા અથવા બચાવ્યા છે.</w:t>
-      </w:r>
-    </w:p>
-    <w:p>
-      <w:pPr>
-        <w:pStyle w:val="ListBullet"/>
-        <w:spacing w:line="240" w:lineRule="auto"/>
-        <w:ind w:left="720"/>
-      </w:pPr>
-      <w:r>
-        <w:rPr>
-          <w:lang w:val="gu_IN" w:bidi="gu_IN"/>
-        </w:rPr>
-      </w:r>
-      <w:r>
-        <w:rPr>
-          <w:lang w:val="gu_IN" w:bidi="gu_IN"/>
-        </w:rPr>
-        <w:t>“સોંપી દેવું” અથવા “છેક આપી દેવા” શબ્દનો અલગ અર્થ થાય છે, જેમકે કોઈ વ્યક્તિને તેના શત્રુના હાથમાં સોંપી દેવો, જેમકે યહૂદા ઇસ્કારીયાતે ઈસુને યહૂદી આગેવાનોને સોંપી દીધો.</w:t>
-      </w:r>
-    </w:p>
-    <w:p>
-      <w:pPr>
-        <w:pStyle w:val="Heading3"/>
-      </w:pPr>
-      <w:r>
-        <w:rPr>
-          <w:lang w:val="gu_IN" w:bidi="gu_IN"/>
-        </w:rPr>
-        <w:t>ભાષાંતરના સૂચનો:</w:t>
-      </w:r>
-    </w:p>
-    <w:p>
-      <w:pPr>
-        <w:pStyle w:val="ListBullet"/>
-        <w:spacing w:line="240" w:lineRule="auto"/>
-        <w:ind w:left="720"/>
-      </w:pPr>
-      <w:r>
-        <w:rPr>
-          <w:lang w:val="gu_IN" w:bidi="gu_IN"/>
-        </w:rPr>
-      </w:r>
-      <w:r>
-        <w:rPr>
-          <w:lang w:val="gu_IN" w:bidi="gu_IN"/>
-        </w:rPr>
-        <w:t>લોકોને તેઓના શત્રુઓથી ભાગી જવા મદદ કરવાના સંદર્ભમાં, “તારવું” શબ્દનું ભાષાંતર, “છોડાવવું” અથવા “મુક્ત કરવું” અથવા “બચાવવું” થઇ શકે છે.</w:t>
-      </w:r>
-    </w:p>
-    <w:p>
-      <w:pPr>
-        <w:pStyle w:val="ListBullet"/>
-        <w:spacing w:line="240" w:lineRule="auto"/>
-        <w:ind w:left="720"/>
-      </w:pPr>
-      <w:r>
-        <w:rPr>
-          <w:lang w:val="gu_IN" w:bidi="gu_IN"/>
-        </w:rPr>
-      </w:r>
-      <w:r>
-        <w:rPr>
-          <w:lang w:val="gu_IN" w:bidi="gu_IN"/>
-        </w:rPr>
-        <w:t>જયારે તેનો અર્થ શત્રુઓને “સોંપી દેવું” એવો કરવામાં આવે છે ત્યારે તેનું ભાષાંતર, “પરસ્વાધીન કરવો” અથવા “સોંપી દેવો” અથવા “સુપ્રત કરી દેવા” એવું થઇ શકે છે.</w:t>
-      </w:r>
-    </w:p>
-    <w:p>
-      <w:pPr>
-        <w:pStyle w:val="ListBullet"/>
-        <w:spacing w:line="240" w:lineRule="auto"/>
-        <w:ind w:left="720"/>
-      </w:pPr>
-      <w:r>
-        <w:rPr>
-          <w:lang w:val="gu_IN" w:bidi="gu_IN"/>
-        </w:rPr>
-      </w:r>
-      <w:r>
-        <w:rPr>
-          <w:lang w:val="gu_IN" w:bidi="gu_IN"/>
-        </w:rPr>
-        <w:t>“છોડાવનાર” (મસીહા) શબ્દનું ભાષાંતર, “બચાવનાર” અથવા “મુક્તિદાતા” પણ કરી શકાય છે. જયારે “છોડાવનાર” શબ્દ ન્યાયાધીશો માટે કે જેઓએ ઈઝરાએલને દોરવાણી આપી તેને માટે વપરાય, ત્યારે તેનું ભાષાંતર “રાજ્યપાલ” અથવા “ન્યાયાધીશ” અથવા “આગેવાન” તરીકે પણ કરી શકાય છે.</w:t>
-      </w:r>
-    </w:p>
-    <w:p>
-      <w:pPr/>
-      <w:r>
-        <w:rPr>
-          <w:lang w:val="gu_IN" w:bidi="gu_IN"/>
-        </w:rPr>
-      </w:r>
-      <w:r>
-        <w:rPr>
-          <w:lang w:val="gu_IN" w:bidi="gu_IN"/>
-        </w:rPr>
-        <w:t xml:space="preserve">(આ પણ જુઓ: </w:t>
-      </w:r>
-      <w:r>
-        <w:rPr>
-          <w:lang w:val="gu_IN" w:bidi="gu_IN"/>
-        </w:rPr>
-        <w:t>ન્યાયાધીશ</w:t>
-      </w:r>
-      <w:r>
-        <w:rPr>
-          <w:lang w:val="gu_IN" w:bidi="gu_IN"/>
-        </w:rPr>
-        <w:t xml:space="preserve">, </w:t>
-      </w:r>
-      <w:r>
-        <w:rPr>
-          <w:lang w:val="gu_IN" w:bidi="gu_IN"/>
-        </w:rPr>
-        <w:t>બચાવવું</w:t>
-      </w:r>
-      <w:r>
-        <w:rPr>
-          <w:lang w:val="gu_IN" w:bidi="gu_IN"/>
-        </w:rPr>
-        <w:t>)</w:t>
-      </w:r>
-    </w:p>
-    <w:p>
-      <w:pPr>
-        <w:pStyle w:val="Heading3"/>
-      </w:pPr>
-      <w:r>
-        <w:rPr>
-          <w:lang w:val="gu_IN" w:bidi="gu_IN"/>
-        </w:rPr>
-        <w:t>બાઈબલની કલમો:</w:t>
-      </w:r>
-    </w:p>
-    <w:p>
-      <w:pPr>
         <w:pStyle w:val="ListBullet"/>
         <w:spacing w:line="240" w:lineRule="auto"/>
         <w:ind w:left="720"/>
@@ -2779,12 +2948,218 @@
             <w:color w:val="0000EE"/>
             <w:u w:val="single"/>
           </w:rPr>
-          <w:t>2 કરિંથી 1:8–10</w:t>
+          <w:t>માથ્થી 1:12–14</w:t>
         </w:r>
       </w:hyperlink>
     </w:p>
     <w:p>
       <w:pPr>
+        <w:pStyle w:val="Heading3"/>
+      </w:pPr>
+      <w:r>
+        <w:rPr>
+          <w:lang w:val="gu_IN" w:bidi="gu_IN"/>
+        </w:rPr>
+        <w:t>શબ્દ માહિતી:</w:t>
+      </w:r>
+    </w:p>
+    <w:p>
+      <w:pPr>
+        <w:pStyle w:val="ListBullet"/>
+        <w:spacing w:line="240" w:lineRule="auto"/>
+        <w:ind w:left="720"/>
+      </w:pPr>
+      <w:r>
+        <w:rPr>
+          <w:lang w:val="gu_IN" w:bidi="gu_IN"/>
+        </w:rPr>
+      </w:r>
+      <w:r>
+        <w:rPr>
+          <w:lang w:val="gu_IN" w:bidi="gu_IN"/>
+        </w:rPr>
+        <w:t>Strong's: H2216, H2217, G2216</w:t>
+      </w:r>
+      <w:r>
+        <w:rPr>
+          <w:lang w:val="gu_IN" w:bidi="gu_IN"/>
+        </w:rPr>
+      </w:r>
+      <w:r>
+        <w:rPr>
+          <w:lang w:val="gu_IN" w:bidi="gu_IN"/>
+        </w:rPr>
+      </w:r>
+    </w:p>
+    <w:p>
+      <w:pPr/>
+      <w:r>
+        <w:rPr>
+          <w:lang w:val="gu_IN" w:bidi="gu_IN"/>
+        </w:rPr>
+      </w:r>
+    </w:p>
+    <w:p>
+      <w:pPr>
+        <w:pStyle w:val="Heading2"/>
+      </w:pPr>
+      <w:r>
+        <w:rPr>
+          <w:lang w:val="gu_IN" w:bidi="gu_IN"/>
+        </w:rPr>
+        <w:t>ઝુડવું, ઝુડે છે, ઝુડ્યો, ઝુડવાનું</w:t>
+      </w:r>
+      <w:r>
+        <w:rPr>
+          <w:lang w:val="gu_IN" w:bidi="gu_IN"/>
+        </w:rPr>
+      </w:r>
+    </w:p>
+    <w:p>
+      <w:pPr>
+        <w:pStyle w:val="Heading3"/>
+      </w:pPr>
+      <w:r>
+        <w:rPr>
+          <w:lang w:val="gu_IN" w:bidi="gu_IN"/>
+        </w:rPr>
+        <w:t>વ્યાખ્યા:</w:t>
+      </w:r>
+    </w:p>
+    <w:p>
+      <w:pPr/>
+      <w:r>
+        <w:rPr>
+          <w:lang w:val="gu_IN" w:bidi="gu_IN"/>
+        </w:rPr>
+      </w:r>
+      <w:r>
+        <w:rPr>
+          <w:lang w:val="gu_IN" w:bidi="gu_IN"/>
+        </w:rPr>
+        <w:t>" ઝુડવું " અને " ઝુડવાનું " શબ્દો ઘઉંના અનાજને બાકીના ઘઉંના છોડમાંથી અલગ કરવાની પ્રક્રિયાના પ્રથમ ભાગનો ઉલ્લેખ કરે છે.</w:t>
+      </w:r>
+    </w:p>
+    <w:p>
+      <w:pPr>
+        <w:pStyle w:val="ListBullet"/>
+        <w:spacing w:line="240" w:lineRule="auto"/>
+        <w:ind w:left="720"/>
+      </w:pPr>
+      <w:r>
+        <w:rPr>
+          <w:lang w:val="gu_IN" w:bidi="gu_IN"/>
+        </w:rPr>
+      </w:r>
+      <w:r>
+        <w:rPr>
+          <w:lang w:val="gu_IN" w:bidi="gu_IN"/>
+        </w:rPr>
+        <w:t>ઘઉંના છોડને ઝુડવાથી તણખલાં અને છોડામાંથી દાણા છૂટા પડી જાય છે.</w:t>
+        <w:br/>
+      </w:r>
+      <w:r>
+        <w:rPr>
+          <w:lang w:val="gu_IN" w:bidi="gu_IN"/>
+        </w:rPr>
+        <w:t>ત્યારબાદ અનાજને "ઊપણવા" સામગ્રીમાંથી અનાજને સંપૂર્ણપણે જુદું કરવા માટે "વિખેરાયેલા" છે, જે ફક્ત અનાજ કે જે યોગ્ય જે પણ કરી શકાય છે.</w:t>
+        <w:br/>
+      </w:r>
+      <w:r>
+        <w:rPr>
+          <w:lang w:val="gu_IN" w:bidi="gu_IN"/>
+        </w:rPr>
+        <w:t>બાઇબલના સમયમાં, "ખળો" એક વિશાળ સપાટ પથ્થર અથવા ધૂળવાળો વિસ્તાર હતો, જ્યાં અનાજનાં કણસલાંને વાટીને અને કઠણ, સપાટ સ્તરની જગ્યામાં મસળીને અનાજ મેળવવામાં આવતું હતું.</w:t>
+        <w:br/>
+      </w:r>
+      <w:r>
+        <w:rPr>
+          <w:lang w:val="gu_IN" w:bidi="gu_IN"/>
+        </w:rPr>
+        <w:t>એ " ઝુડવાના ગાડા" અથવા " ઝુડવાના પૈડા" નો ઉપયોગ ક્યારેક અનાજને મસળવા માટે કરવામાં આવે છે અને તેને તણખલાં અને છોડામાંથી જુદા પાડવામાં મદદ કરે છે.</w:t>
+      </w:r>
+    </w:p>
+    <w:p>
+      <w:pPr>
+        <w:pStyle w:val="ListBullet"/>
+        <w:spacing w:line="240" w:lineRule="auto"/>
+        <w:ind w:left="720"/>
+      </w:pPr>
+      <w:r>
+        <w:rPr>
+          <w:lang w:val="gu_IN" w:bidi="gu_IN"/>
+        </w:rPr>
+      </w:r>
+      <w:r>
+        <w:rPr>
+          <w:lang w:val="gu_IN" w:bidi="gu_IN"/>
+        </w:rPr>
+        <w:t>ઝૂડવાના સ્લેજ" અથવા "ઝૂડવાના બોર્ડ" પણ અનાજ અલગ કરવા માટે વપરાતાં હતાં.</w:t>
+        <w:br/>
+      </w:r>
+      <w:r>
+        <w:rPr>
+          <w:lang w:val="gu_IN" w:bidi="gu_IN"/>
+        </w:rPr>
+        <w:t>તે લાકડાની પાટિયાની બનેલી હતી જેના છેડામાં તીક્ષ્ણ ધાતુનાં ટેકા ધરાવતા હતા.</w:t>
+        <w:br/>
+      </w:r>
+      <w:r>
+        <w:rPr>
+          <w:lang w:val="gu_IN" w:bidi="gu_IN"/>
+        </w:rPr>
+        <w:t xml:space="preserve">)આ પણ જુઓ: [છોડા[, </w:t>
+      </w:r>
+      <w:r>
+        <w:rPr>
+          <w:lang w:val="gu_IN" w:bidi="gu_IN"/>
+        </w:rPr>
+        <w:t>અનાજ</w:t>
+      </w:r>
+      <w:r>
+        <w:rPr>
+          <w:lang w:val="gu_IN" w:bidi="gu_IN"/>
+        </w:rPr>
+        <w:t xml:space="preserve">, </w:t>
+      </w:r>
+      <w:r>
+        <w:rPr>
+          <w:lang w:val="gu_IN" w:bidi="gu_IN"/>
+        </w:rPr>
+        <w:t>ઊપણવું</w:t>
+      </w:r>
+    </w:p>
+    <w:p>
+      <w:pPr>
+        <w:pStyle w:val="Heading3"/>
+      </w:pPr>
+      <w:r>
+        <w:rPr>
+          <w:lang w:val="gu_IN" w:bidi="gu_IN"/>
+        </w:rPr>
+        <w:t>બાઇબલના સંદર્ભો:</w:t>
+      </w:r>
+    </w:p>
+    <w:p>
+      <w:pPr>
+        <w:pStyle w:val="ListBullet"/>
+        <w:spacing w:line="240" w:lineRule="auto"/>
+        <w:ind w:left="720"/>
+      </w:pPr>
+      <w:r>
+        <w:rPr>
+          <w:lang w:val="gu_IN" w:bidi="gu_IN"/>
+        </w:rPr>
+      </w:r>
+      <w:r>
+        <w:rPr>
+          <w:lang w:val="gu_IN" w:bidi="gu_IN"/>
+        </w:rPr>
+        <w:t>2કાળવૃતાંત 3:1–3</w:t>
+      </w:r>
+    </w:p>
+    <w:p>
+      <w:pPr>
         <w:pStyle w:val="ListBullet"/>
         <w:spacing w:line="240" w:lineRule="auto"/>
         <w:ind w:left="720"/>
@@ -2803,7 +3178,7 @@
             <w:color w:val="0000EE"/>
             <w:u w:val="single"/>
           </w:rPr>
-          <w:t>પ્રેરિતો 7:35–37</w:t>
+          <w:t>2 રાજાઓ 13:6–7</w:t>
         </w:r>
       </w:hyperlink>
     </w:p>
@@ -2827,7 +3202,7 @@
             <w:color w:val="0000EE"/>
             <w:u w:val="single"/>
           </w:rPr>
-          <w:t>ગલાતી 1:3–5</w:t>
+          <w:t>2 શમુએલ 24:15–16</w:t>
         </w:r>
       </w:hyperlink>
     </w:p>
@@ -2851,133 +3226,143 @@
             <w:color w:val="0000EE"/>
             <w:u w:val="single"/>
           </w:rPr>
-          <w:t>ન્યાયાધીશો 10:10–12</w:t>
+          <w:t>દાનિયેલ 2:34–35</w:t>
         </w:r>
       </w:hyperlink>
     </w:p>
     <w:p>
       <w:pPr>
+        <w:pStyle w:val="ListBullet"/>
+        <w:spacing w:line="240" w:lineRule="auto"/>
+        <w:ind w:left="720"/>
+      </w:pPr>
+      <w:r>
+        <w:rPr>
+          <w:lang w:val="gu_IN" w:bidi="gu_IN"/>
+        </w:rPr>
+      </w:r>
+      <w:hyperlink r:id="rId50">
+        <w:r>
+          <w:rPr>
+            <w:lang w:val="gu_IN" w:bidi="gu_IN"/>
+          </w:rPr>
+          <w:rPr>
+            <w:color w:val="0000EE"/>
+            <w:u w:val="single"/>
+          </w:rPr>
+          <w:t>લુક 3:17</w:t>
+        </w:r>
+      </w:hyperlink>
+    </w:p>
+    <w:p>
+      <w:pPr>
+        <w:pStyle w:val="ListBullet"/>
+        <w:spacing w:line="240" w:lineRule="auto"/>
+        <w:ind w:left="720"/>
+      </w:pPr>
+      <w:r>
+        <w:rPr>
+          <w:lang w:val="gu_IN" w:bidi="gu_IN"/>
+        </w:rPr>
+      </w:r>
+      <w:hyperlink r:id="rId51">
+        <w:r>
+          <w:rPr>
+            <w:lang w:val="gu_IN" w:bidi="gu_IN"/>
+          </w:rPr>
+          <w:rPr>
+            <w:color w:val="0000EE"/>
+            <w:u w:val="single"/>
+          </w:rPr>
+          <w:t>માથ્થી 3:10–12</w:t>
+        </w:r>
+      </w:hyperlink>
+    </w:p>
+    <w:p>
+      <w:pPr>
+        <w:pStyle w:val="ListBullet"/>
+        <w:spacing w:line="240" w:lineRule="auto"/>
+        <w:ind w:left="720"/>
+      </w:pPr>
+      <w:r>
+        <w:rPr>
+          <w:lang w:val="gu_IN" w:bidi="gu_IN"/>
+        </w:rPr>
+      </w:r>
+      <w:hyperlink r:id="rId52">
+        <w:r>
+          <w:rPr>
+            <w:lang w:val="gu_IN" w:bidi="gu_IN"/>
+          </w:rPr>
+          <w:rPr>
+            <w:color w:val="0000EE"/>
+            <w:u w:val="single"/>
+          </w:rPr>
+          <w:t>રૂથ 3:1–2</w:t>
+        </w:r>
+      </w:hyperlink>
+    </w:p>
+    <w:p>
+      <w:pPr>
         <w:pStyle w:val="Heading3"/>
       </w:pPr>
       <w:r>
         <w:rPr>
           <w:lang w:val="gu_IN" w:bidi="gu_IN"/>
         </w:rPr>
-        <w:t>બાઈબલની વાર્તાઓમાંથી ઉદાહરણો:</w:t>
-      </w:r>
-    </w:p>
-    <w:p>
-      <w:pPr>
-        <w:pStyle w:val="ListBullet"/>
-        <w:spacing w:line="240" w:lineRule="auto"/>
-        <w:ind w:left="720"/>
-      </w:pPr>
-      <w:r>
-        <w:rPr>
-          <w:lang w:val="gu_IN" w:bidi="gu_IN"/>
-        </w:rPr>
-      </w:r>
-      <w:r>
-        <w:rPr>
-          <w:b/>
-          <w:lang w:val="gu_IN" w:bidi="gu_IN"/>
-        </w:rPr>
-        <w:t>16:3</w:t>
-      </w:r>
-      <w:r>
-        <w:rPr>
-          <w:lang w:val="gu_IN" w:bidi="gu_IN"/>
-        </w:rPr>
-        <w:t xml:space="preserve"> પછી દેવે તેમને </w:t>
-      </w:r>
-      <w:r>
-        <w:rPr>
-          <w:b/>
-          <w:lang w:val="gu_IN" w:bidi="gu_IN"/>
-        </w:rPr>
-        <w:t>છોડાવનાર</w:t>
-      </w:r>
-      <w:r>
-        <w:rPr>
-          <w:lang w:val="gu_IN" w:bidi="gu_IN"/>
-        </w:rPr>
-        <w:t xml:space="preserve"> પુરા પાડ્યા કે જેથી તે તેઓને તેમના શત્રુઓથી બચાવે અને દેશમાં શાંતિ લાવે.</w:t>
-      </w:r>
-    </w:p>
-    <w:p>
-      <w:pPr>
-        <w:pStyle w:val="ListBullet"/>
-        <w:spacing w:line="240" w:lineRule="auto"/>
-        <w:ind w:left="720"/>
-      </w:pPr>
-      <w:r>
-        <w:rPr>
-          <w:lang w:val="gu_IN" w:bidi="gu_IN"/>
-        </w:rPr>
-      </w:r>
-      <w:r>
-        <w:rPr>
-          <w:b/>
-          <w:lang w:val="gu_IN" w:bidi="gu_IN"/>
-        </w:rPr>
-        <w:t>16:16</w:t>
-      </w:r>
-      <w:r>
-        <w:rPr>
-          <w:lang w:val="gu_IN" w:bidi="gu_IN"/>
-        </w:rPr>
-        <w:t xml:space="preserve"> તેઓએ (ઈઝરાએલ) છેવટે ફરીથી મદદ માટે દેવને માંગણી કરી, અને દેવે અન્ય </w:t>
-      </w:r>
-      <w:r>
-        <w:rPr>
-          <w:b/>
-          <w:lang w:val="gu_IN" w:bidi="gu_IN"/>
-        </w:rPr>
-        <w:t>છોડાવનારને</w:t>
-      </w:r>
-      <w:r>
-        <w:rPr>
-          <w:lang w:val="gu_IN" w:bidi="gu_IN"/>
-        </w:rPr>
-        <w:t xml:space="preserve"> મોકલ્યા.</w:t>
-      </w:r>
-    </w:p>
-    <w:p>
-      <w:pPr>
-        <w:pStyle w:val="ListBullet"/>
-        <w:spacing w:line="240" w:lineRule="auto"/>
-        <w:ind w:left="720"/>
-      </w:pPr>
-      <w:r>
-        <w:rPr>
-          <w:lang w:val="gu_IN" w:bidi="gu_IN"/>
-        </w:rPr>
-      </w:r>
-      <w:r>
-        <w:rPr>
-          <w:b/>
-          <w:lang w:val="gu_IN" w:bidi="gu_IN"/>
-        </w:rPr>
-        <w:t>16:17</w:t>
-      </w:r>
-      <w:r>
-        <w:rPr>
-          <w:lang w:val="gu_IN" w:bidi="gu_IN"/>
-        </w:rPr>
-        <w:t xml:space="preserve"> ઘણા વર્ષો સુધી, દેવે ઘણા </w:t>
-      </w:r>
-      <w:r>
-        <w:rPr>
-          <w:b/>
-          <w:lang w:val="gu_IN" w:bidi="gu_IN"/>
-        </w:rPr>
-        <w:t>છોડાવનારાઓને</w:t>
-      </w:r>
-      <w:r>
-        <w:rPr>
-          <w:lang w:val="gu_IN" w:bidi="gu_IN"/>
-        </w:rPr>
-        <w:t xml:space="preserve"> મોકલ્યા કે જેઓએ ઈઝરાએલને તેઓના શત્રુઓથી બચાવ્યા.</w:t>
+        <w:t>શબ્દ માહિતી:</w:t>
+      </w:r>
+    </w:p>
+    <w:p>
+      <w:pPr>
+        <w:pStyle w:val="ListBullet"/>
+        <w:spacing w:line="240" w:lineRule="auto"/>
+        <w:ind w:left="720"/>
+      </w:pPr>
+      <w:r>
+        <w:rPr>
+          <w:lang w:val="gu_IN" w:bidi="gu_IN"/>
+        </w:rPr>
+      </w:r>
+      <w:r>
+        <w:rPr>
+          <w:lang w:val="gu_IN" w:bidi="gu_IN"/>
+        </w:rPr>
+        <w:t>Strong's: H212, H4173, H1637, H1758, H1786, H1869, H2251, G248</w:t>
+      </w:r>
+      <w:r>
+        <w:rPr>
+          <w:lang w:val="gu_IN" w:bidi="gu_IN"/>
+        </w:rPr>
+      </w:r>
+      <w:r>
+        <w:rPr>
+          <w:lang w:val="gu_IN" w:bidi="gu_IN"/>
+        </w:rPr>
+      </w:r>
+    </w:p>
+    <w:p>
+      <w:pPr/>
+      <w:r>
+        <w:rPr>
+          <w:lang w:val="gu_IN" w:bidi="gu_IN"/>
+        </w:rPr>
+      </w:r>
+    </w:p>
+    <w:p>
+      <w:pPr>
+        <w:pStyle w:val="Heading2"/>
+      </w:pPr>
+      <w:r>
+        <w:rPr>
+          <w:lang w:val="gu_IN" w:bidi="gu_IN"/>
+        </w:rPr>
+        <w:t>ઝૂંસરી, ઝૂંસરીઓ, ઝૂંસરીવાળું</w:t>
+      </w:r>
+      <w:r>
+        <w:rPr>
+          <w:lang w:val="gu_IN" w:bidi="gu_IN"/>
+        </w:rPr>
       </w:r>
     </w:p>
     <w:p>
@@ -2988,6 +3373,388 @@
         <w:rPr>
           <w:lang w:val="gu_IN" w:bidi="gu_IN"/>
         </w:rPr>
+        <w:t>વ્યાખ્યા:</w:t>
+      </w:r>
+    </w:p>
+    <w:p>
+      <w:pPr/>
+      <w:r>
+        <w:rPr>
+          <w:lang w:val="gu_IN" w:bidi="gu_IN"/>
+        </w:rPr>
+      </w:r>
+      <w:r>
+        <w:rPr>
+          <w:lang w:val="gu_IN" w:bidi="gu_IN"/>
+        </w:rPr>
+        <w:t>ઝૂંસરી લાકડા અથવા ધાતુનો એક ભાગને બે અથવા વધુ પ્રાણીઓ સાથે જોડાયેલ હળ અથવા ગાડાને ખેંચવાના હેતુ માટે જોડવામાં આવે છે.</w:t>
+        <w:br/>
+      </w:r>
+      <w:r>
+        <w:rPr>
+          <w:lang w:val="gu_IN" w:bidi="gu_IN"/>
+        </w:rPr>
+        <w:t>આ શબ્દ માટે કેટલાક રૂપકાત્મક અર્થો પણ છે.</w:t>
+      </w:r>
+    </w:p>
+    <w:p>
+      <w:pPr>
+        <w:pStyle w:val="ListBullet"/>
+        <w:spacing w:line="240" w:lineRule="auto"/>
+        <w:ind w:left="720"/>
+      </w:pPr>
+      <w:r>
+        <w:rPr>
+          <w:lang w:val="gu_IN" w:bidi="gu_IN"/>
+        </w:rPr>
+      </w:r>
+      <w:r>
+        <w:rPr>
+          <w:lang w:val="gu_IN" w:bidi="gu_IN"/>
+        </w:rPr>
+        <w:t>"ઝૂંસરી" શબ્દનો અર્થ એ થાય છે કે એકસાથે કામ કરવાના હેતુથી લોકોને જોડે છે, જેમ કે ઇસુની સેવા કરવી.</w:t>
+      </w:r>
+    </w:p>
+    <w:p>
+      <w:pPr>
+        <w:pStyle w:val="ListBullet"/>
+        <w:spacing w:line="240" w:lineRule="auto"/>
+        <w:ind w:left="720"/>
+      </w:pPr>
+      <w:r>
+        <w:rPr>
+          <w:lang w:val="gu_IN" w:bidi="gu_IN"/>
+        </w:rPr>
+      </w:r>
+      <w:r>
+        <w:rPr>
+          <w:lang w:val="gu_IN" w:bidi="gu_IN"/>
+        </w:rPr>
+        <w:t>પાઉલ જેમ પોતે ખ્રિસ્તની સેવા કરતા હતા તેમ વ્યક્તિનો ઉલ્લેખ કરવા માટે "ઝૂંસરી સાથીદાર" શબ્દનો ઉપયોગ કર્યો હતો.</w:t>
+        <w:br/>
+      </w:r>
+      <w:r>
+        <w:rPr>
+          <w:lang w:val="gu_IN" w:bidi="gu_IN"/>
+        </w:rPr>
+        <w:t>આને "સાથીદાર" અથવા "સાથી સેવક" અથવા "સહકર્મીને" તરીકે પણ અનુવાદ કરવામાં આવે છે.</w:t>
+      </w:r>
+    </w:p>
+    <w:p>
+      <w:pPr>
+        <w:pStyle w:val="ListBullet"/>
+        <w:spacing w:line="240" w:lineRule="auto"/>
+        <w:ind w:left="720"/>
+      </w:pPr>
+      <w:r>
+        <w:rPr>
+          <w:lang w:val="gu_IN" w:bidi="gu_IN"/>
+        </w:rPr>
+      </w:r>
+      <w:r>
+        <w:rPr>
+          <w:lang w:val="gu_IN" w:bidi="gu_IN"/>
+        </w:rPr>
+        <w:t>"ઝૂંસરી" શબ્દનો અર્થ એ પણ થાય છે કે કોઈ વ્યક્તિએ ભારે ભાર ઉચકવો પડે છે, જેમ કે ગુલામી અથવા સતાવણી દ્વારા દમન કરતી વખતે.</w:t>
+      </w:r>
+    </w:p>
+    <w:p>
+      <w:pPr>
+        <w:pStyle w:val="ListBullet"/>
+        <w:spacing w:line="240" w:lineRule="auto"/>
+        <w:ind w:left="720"/>
+      </w:pPr>
+      <w:r>
+        <w:rPr>
+          <w:lang w:val="gu_IN" w:bidi="gu_IN"/>
+        </w:rPr>
+      </w:r>
+      <w:r>
+        <w:rPr>
+          <w:lang w:val="gu_IN" w:bidi="gu_IN"/>
+        </w:rPr>
+        <w:t>મોટાભાગના સંદર્ભમાં, ખેતી માટે ઉપયોગમાં લેવાતી ઝૂંસરી માટેના સ્થાનિક શબ્દનો ઉપયોગ કરીને, આ શબ્દનનો શાબ્દિક રીતે અનુવાદ કરવો શ્રેષ્ઠ છે.</w:t>
+      </w:r>
+    </w:p>
+    <w:p>
+      <w:pPr>
+        <w:pStyle w:val="ListBullet"/>
+        <w:spacing w:line="240" w:lineRule="auto"/>
+        <w:ind w:left="720"/>
+      </w:pPr>
+      <w:r>
+        <w:rPr>
+          <w:lang w:val="gu_IN" w:bidi="gu_IN"/>
+        </w:rPr>
+      </w:r>
+      <w:r>
+        <w:rPr>
+          <w:lang w:val="gu_IN" w:bidi="gu_IN"/>
+        </w:rPr>
+        <w:t>આ શબ્દનો લાક્ષણિક રીતે અનુવાદ ઉપયોગ કરવાના અન્ય રીતોના સંદર્ભમાં "જુલમી બોજ" અથવા "ભારે ભાર" અથવા "બંધન" હોઈ શકે છે.</w:t>
+      </w:r>
+    </w:p>
+    <w:p>
+      <w:pPr/>
+      <w:r>
+        <w:rPr>
+          <w:lang w:val="gu_IN" w:bidi="gu_IN"/>
+        </w:rPr>
+      </w:r>
+      <w:r>
+        <w:rPr>
+          <w:lang w:val="gu_IN" w:bidi="gu_IN"/>
+        </w:rPr>
+        <w:t xml:space="preserve">(આ પણ જુઓ: </w:t>
+      </w:r>
+      <w:r>
+        <w:rPr>
+          <w:lang w:val="gu_IN" w:bidi="gu_IN"/>
+        </w:rPr>
+        <w:t>બાંધો</w:t>
+      </w:r>
+      <w:r>
+        <w:rPr>
+          <w:lang w:val="gu_IN" w:bidi="gu_IN"/>
+        </w:rPr>
+        <w:t xml:space="preserve">, </w:t>
+      </w:r>
+      <w:r>
+        <w:rPr>
+          <w:lang w:val="gu_IN" w:bidi="gu_IN"/>
+        </w:rPr>
+        <w:t>બોજ</w:t>
+      </w:r>
+      <w:r>
+        <w:rPr>
+          <w:lang w:val="gu_IN" w:bidi="gu_IN"/>
+        </w:rPr>
+        <w:t xml:space="preserve">, </w:t>
+      </w:r>
+      <w:r>
+        <w:rPr>
+          <w:lang w:val="gu_IN" w:bidi="gu_IN"/>
+        </w:rPr>
+        <w:t>દમન</w:t>
+      </w:r>
+      <w:r>
+        <w:rPr>
+          <w:lang w:val="gu_IN" w:bidi="gu_IN"/>
+        </w:rPr>
+        <w:t xml:space="preserve">, </w:t>
+      </w:r>
+      <w:r>
+        <w:rPr>
+          <w:lang w:val="gu_IN" w:bidi="gu_IN"/>
+        </w:rPr>
+        <w:t>સતાવણી</w:t>
+      </w:r>
+      <w:r>
+        <w:rPr>
+          <w:lang w:val="gu_IN" w:bidi="gu_IN"/>
+        </w:rPr>
+        <w:t xml:space="preserve">, </w:t>
+      </w:r>
+      <w:r>
+        <w:rPr>
+          <w:lang w:val="gu_IN" w:bidi="gu_IN"/>
+        </w:rPr>
+        <w:t>સેવક</w:t>
+      </w:r>
+      <w:r>
+        <w:rPr>
+          <w:lang w:val="gu_IN" w:bidi="gu_IN"/>
+        </w:rPr>
+        <w:t>)</w:t>
+      </w:r>
+    </w:p>
+    <w:p>
+      <w:pPr>
+        <w:pStyle w:val="Heading3"/>
+      </w:pPr>
+      <w:r>
+        <w:rPr>
+          <w:lang w:val="gu_IN" w:bidi="gu_IN"/>
+        </w:rPr>
+        <w:t>બાઇબલના સંદર્ભો:</w:t>
+      </w:r>
+    </w:p>
+    <w:p>
+      <w:pPr>
+        <w:pStyle w:val="ListBullet"/>
+        <w:spacing w:line="240" w:lineRule="auto"/>
+        <w:ind w:left="720"/>
+      </w:pPr>
+      <w:r>
+        <w:rPr>
+          <w:lang w:val="gu_IN" w:bidi="gu_IN"/>
+        </w:rPr>
+      </w:r>
+      <w:hyperlink r:id="rId53">
+        <w:r>
+          <w:rPr>
+            <w:lang w:val="gu_IN" w:bidi="gu_IN"/>
+          </w:rPr>
+          <w:rPr>
+            <w:color w:val="0000EE"/>
+            <w:u w:val="single"/>
+          </w:rPr>
+          <w:t>પ્રેરિતોનાં કૃત્યો 15:10–11</w:t>
+        </w:r>
+      </w:hyperlink>
+    </w:p>
+    <w:p>
+      <w:pPr>
+        <w:pStyle w:val="ListBullet"/>
+        <w:spacing w:line="240" w:lineRule="auto"/>
+        <w:ind w:left="720"/>
+      </w:pPr>
+      <w:r>
+        <w:rPr>
+          <w:lang w:val="gu_IN" w:bidi="gu_IN"/>
+        </w:rPr>
+      </w:r>
+      <w:hyperlink r:id="rId54">
+        <w:r>
+          <w:rPr>
+            <w:lang w:val="gu_IN" w:bidi="gu_IN"/>
+          </w:rPr>
+          <w:rPr>
+            <w:color w:val="0000EE"/>
+            <w:u w:val="single"/>
+          </w:rPr>
+          <w:t>ગલાતી 5:1–2</w:t>
+        </w:r>
+      </w:hyperlink>
+    </w:p>
+    <w:p>
+      <w:pPr>
+        <w:pStyle w:val="ListBullet"/>
+        <w:spacing w:line="240" w:lineRule="auto"/>
+        <w:ind w:left="720"/>
+      </w:pPr>
+      <w:r>
+        <w:rPr>
+          <w:lang w:val="gu_IN" w:bidi="gu_IN"/>
+        </w:rPr>
+      </w:r>
+      <w:hyperlink r:id="rId55">
+        <w:r>
+          <w:rPr>
+            <w:lang w:val="gu_IN" w:bidi="gu_IN"/>
+          </w:rPr>
+          <w:rPr>
+            <w:color w:val="0000EE"/>
+            <w:u w:val="single"/>
+          </w:rPr>
+          <w:t>ઉત્પત્તિ 27:39–40</w:t>
+        </w:r>
+      </w:hyperlink>
+    </w:p>
+    <w:p>
+      <w:pPr>
+        <w:pStyle w:val="ListBullet"/>
+        <w:spacing w:line="240" w:lineRule="auto"/>
+        <w:ind w:left="720"/>
+      </w:pPr>
+      <w:r>
+        <w:rPr>
+          <w:lang w:val="gu_IN" w:bidi="gu_IN"/>
+        </w:rPr>
+      </w:r>
+      <w:hyperlink r:id="rId56">
+        <w:r>
+          <w:rPr>
+            <w:lang w:val="gu_IN" w:bidi="gu_IN"/>
+          </w:rPr>
+          <w:rPr>
+            <w:color w:val="0000EE"/>
+            <w:u w:val="single"/>
+          </w:rPr>
+          <w:t>યશાયા 9:4–5</w:t>
+        </w:r>
+      </w:hyperlink>
+    </w:p>
+    <w:p>
+      <w:pPr>
+        <w:pStyle w:val="ListBullet"/>
+        <w:spacing w:line="240" w:lineRule="auto"/>
+        <w:ind w:left="720"/>
+      </w:pPr>
+      <w:r>
+        <w:rPr>
+          <w:lang w:val="gu_IN" w:bidi="gu_IN"/>
+        </w:rPr>
+      </w:r>
+      <w:hyperlink r:id="rId57">
+        <w:r>
+          <w:rPr>
+            <w:lang w:val="gu_IN" w:bidi="gu_IN"/>
+          </w:rPr>
+          <w:rPr>
+            <w:color w:val="0000EE"/>
+            <w:u w:val="single"/>
+          </w:rPr>
+          <w:t>યર્મિયા 27:1–4</w:t>
+        </w:r>
+      </w:hyperlink>
+    </w:p>
+    <w:p>
+      <w:pPr>
+        <w:pStyle w:val="ListBullet"/>
+        <w:spacing w:line="240" w:lineRule="auto"/>
+        <w:ind w:left="720"/>
+      </w:pPr>
+      <w:r>
+        <w:rPr>
+          <w:lang w:val="gu_IN" w:bidi="gu_IN"/>
+        </w:rPr>
+      </w:r>
+      <w:hyperlink r:id="rId58">
+        <w:r>
+          <w:rPr>
+            <w:lang w:val="gu_IN" w:bidi="gu_IN"/>
+          </w:rPr>
+          <w:rPr>
+            <w:color w:val="0000EE"/>
+            <w:u w:val="single"/>
+          </w:rPr>
+          <w:t>માથ્થી 11:28–30</w:t>
+        </w:r>
+      </w:hyperlink>
+    </w:p>
+    <w:p>
+      <w:pPr>
+        <w:pStyle w:val="ListBullet"/>
+        <w:spacing w:line="240" w:lineRule="auto"/>
+        <w:ind w:left="720"/>
+      </w:pPr>
+      <w:r>
+        <w:rPr>
+          <w:lang w:val="gu_IN" w:bidi="gu_IN"/>
+        </w:rPr>
+      </w:r>
+      <w:hyperlink r:id="rId59">
+        <w:r>
+          <w:rPr>
+            <w:lang w:val="gu_IN" w:bidi="gu_IN"/>
+          </w:rPr>
+          <w:rPr>
+            <w:color w:val="0000EE"/>
+            <w:u w:val="single"/>
+          </w:rPr>
+          <w:t>ફિલિપી 4:1–3</w:t>
+        </w:r>
+      </w:hyperlink>
+    </w:p>
+    <w:p>
+      <w:pPr>
+        <w:pStyle w:val="Heading3"/>
+      </w:pPr>
+      <w:r>
+        <w:rPr>
+          <w:lang w:val="gu_IN" w:bidi="gu_IN"/>
+        </w:rPr>
         <w:t>શબ્દ માહિતી:</w:t>
       </w:r>
     </w:p>
@@ -3006,7 +3773,7 @@
         <w:rPr>
           <w:lang w:val="gu_IN" w:bidi="gu_IN"/>
         </w:rPr>
-        <w:t>Strong's: H579, H1350, H2020, H2502, H3052, H3205, H3444, H3467, H4042, H4422, H4560, H4672, H5337, H5338, H5414, H5462, H6299, H6308, H6403, H6405, H6413, H6475, H6487, H6561, H7725, H7804, H8000, H8199, H8668, G325, G525, G629, G859, G1080, G1325, G1560, G1659, G1807, G1929, G2673, G3086, G3860, G4506, G4991, G5088, G5483</w:t>
+        <w:t>Strong's: H3627, H4132, H4133, H5674, H5923, H6776, G2086, G2201, G2218, G4805</w:t>
       </w:r>
       <w:r>
         <w:rPr>
